--- a/T&C/General T&C/Vers 9 - Multilanguage - Q4 2026/9_Termini_e_Condizioni_Generali_Fleequid_F0009_2026_ES.docx
+++ b/T&C/General T&C/Vers 9 - Multilanguage - Q4 2026/9_Termini_e_Condizioni_Generali_Fleequid_F0009_2026_ES.docx
@@ -981,7 +981,7 @@
                 <w:noProof/>
                 <w:webHidden/>
               </w:rPr>
-              <w:t>37</w:t>
+              <w:t>38</w:t>
             </w:r>
             <w:r>
               <w:rPr>
@@ -1076,7 +1076,7 @@
                 <w:noProof/>
                 <w:webHidden/>
               </w:rPr>
-              <w:t>40</w:t>
+              <w:t>41</w:t>
             </w:r>
             <w:r>
               <w:rPr>
@@ -1171,7 +1171,7 @@
                 <w:noProof/>
                 <w:webHidden/>
               </w:rPr>
-              <w:t>43</w:t>
+              <w:t>44</w:t>
             </w:r>
             <w:r>
               <w:rPr>
@@ -1314,7 +1314,7 @@
                 <w:smallCaps/>
                 <w:noProof/>
               </w:rPr>
-              <w:t>Venta Diferida: anticipo y Vehículo temporalmente en uso en poder del Vendedor.</w:t>
+              <w:t>Venta Diferida: Anticipo y Vehículo temporalmente en uso en poder del Vendedor.</w:t>
             </w:r>
             <w:r>
               <w:rPr>
@@ -1741,7 +1741,7 @@
                 <w:noProof/>
                 <w:webHidden/>
               </w:rPr>
-              <w:t>75</w:t>
+              <w:t>76</w:t>
             </w:r>
             <w:r>
               <w:rPr>
@@ -1836,7 +1836,7 @@
                 <w:noProof/>
                 <w:webHidden/>
               </w:rPr>
-              <w:t>83</w:t>
+              <w:t>84</w:t>
             </w:r>
             <w:r>
               <w:rPr>
@@ -2025,7 +2025,7 @@
                 <w:noProof/>
                 <w:webHidden/>
               </w:rPr>
-              <w:t>92</w:t>
+              <w:t>93</w:t>
             </w:r>
             <w:r>
               <w:rPr>
@@ -3497,7 +3497,7 @@
           <w:sz w:val="20"/>
           <w:szCs w:val="20"/>
         </w:rPr>
-        <w:t xml:space="preserve"> y titular de la marca Fleequid®. Este término también puede referirse a otras entidades jurídicas, asociadas o designadas por Adorea S.r.l. para la comercialización de Vehículos, conforme a lo previsto en el art. 2.9. Fleequid gestiona el Marketplace y pone a disposición los Servicios; la condición en la que interviene en cada operación depende del Modelo de Venta aplicable y, en la Venta en Comisión, de la modalidad de ejecución elegida, conforme a lo previsto en los arts. 2.3-2.8, 3, 17 y 18. La posición de Fleequid en relación con los Vehículos que puedan calificarse como VFU o, en cualquier caso, como residuos se rige por los arts. 16.13 y 18.8.</w:t>
+        <w:t xml:space="preserve"> y titular de la marca Fleequid®. Este término también puede referirse a otras entidades jurídicas, asociadas o designadas por Adorea S.r.l. para la compraventa de Vehículos, conforme a lo previsto en el art. 2.9. Fleequid gestiona el Marketplace y pone a disposición los Servicios; la condición en la que interviene en cada operación depende del Modelo de Venta aplicable y, en la Venta en Comisión, de la modalidad de ejecución elegida, conforme a lo previsto en los arts. 2.3-2.8, 3, 17 y 18. La posición de Fleequid en relación con los Vehículos que puedan calificarse como VFU o, en cualquier caso, como residuos se rige por los arts. 16.13 y 18.8.</w:t>
       </w:r>
     </w:p>
     <w:p>
@@ -5291,7 +5291,7 @@
           <w:sz w:val="20"/>
           <w:szCs w:val="20"/>
         </w:rPr>
-        <w:t>Cualquier referencia incluida en las presentes CG a los «</w:t>
+        <w:t>Salvo que la disposición específica prevea expresamente un plazo en días naturales, cualquier referencia incluida en las presentes CG a los «</w:t>
       </w:r>
       <w:r>
         <w:rPr>
@@ -5621,7 +5621,7 @@
           <w:sz w:val="20"/>
           <w:szCs w:val="20"/>
         </w:rPr>
-        <w:t>En el marco de la Venta en Comisión, Fleequid puede, a su entera discreción, decidir no proceder a la Reventa y ejecutar la compraventa encargada como Mero Intermediario, permitiendo que la transferencia del Vehículo y la correspondiente facturación tengan lugar directamente del Vendedor al Comprador. En tal caso, la compraventa del Vehículo se celebra directamente entre el Vendedor y el Comprador; Fleequid no la celebra, ni en nombre propio ni como parte, no adquiere el Vehículo, ni siquiera temporalmente, no asume la condición de vendedor, ni siquiera formal, y el precio del Vehículo es abonado por el Comprador directamente al Vendedor; Fleequid conserva el derecho a las Comisiones adeudadas por ambas Partes y a las Tarifas conforme a lo previsto en las presentes Condiciones Generales. La actuación como Mero Intermediario constituye una modalidad interna de ejecución de la Venta en Comisión conforme al art. 2.3 y no un Modelo de Venta autónomo. La facultad de elección prevista en el presente apartado se ejerce conforme a lo previsto en los arts. 3.2, 3.5 y 17.1 y se da a conocer y se acepta previamente conforme al art. 3.2, letra a).</w:t>
+        <w:t>En el marco de la Venta en Comisión, Fleequid puede, a su entera discreción, decidir no proceder a la Reventa y ejecutar la compraventa encargada como Mero Intermediario, permitiendo que la transferencia del Vehículo y la correspondiente facturación tengan lugar directamente del Vendedor al Comprador. En tal caso, la compraventa del Vehículo se celebra directamente entre el Vendedor y el Comprador; Fleequid no la celebra, ni en nombre propio ni como parte, no adquiere el Vehículo, ni siquiera temporalmente, no asume la condición de vendedor, ni siquiera formal, y el precio del Vehículo es abonado por el Comprador directamente al Vendedor; Fleequid conserva el derecho a las Comisiones adeudadas por ambas Partes y a las Tarifas conforme a lo previsto en las presentes Condiciones Generales. La actuación como Mero Intermediario constituye una modalidad interna de ejecución de la Venta en Comisión conforme al art. 2.3 y no un Modelo de Venta autónomo. La facultad de elección prevista en el presente apartado se ejerce conforme a lo previsto en los arts. 3.2, 3.5 y 17.1, se da a conocer previamente conforme al art. 3.2, letra a), y se acepta mediante la adhesión a las presentes CG.</w:t>
       </w:r>
     </w:p>
     <w:p>
@@ -6188,7 +6188,7 @@
           <w:sz w:val="20"/>
           <w:szCs w:val="20"/>
         </w:rPr>
-        <w:t>Fleequid se reserva el derecho de modificar unilateralmente, a su discreción, las Condiciones Generales y la Lista de Tarifas de Fleequid en cualquier momento, también con el fin de introducir nuevos productos o Servicios, adaptar las modalidades operativas del Marketplace o cumplir con las disposiciones legales o reglamentarias o con resoluciones de las autoridades competentes. Las modificaciones se comunican a los Usuarios de forma clara y comprensible con un preaviso de al menos 30 (treinta) días respecto de su entrada en vigor, salvo que el Usuario las haya aceptado expresamente antes de que expire dicho plazo. Fleequid conserva un archivo de las versiones anteriores de las Condiciones Generales y de la Lista de Tarifas de Fleequid, al que se puede acceder poniéndose en contacto con el Servicio de Atención al Cliente. Las modificaciones pueden comunicarse por uno o varios de los medios siguientes: a) correo electrónico a la dirección asociada al perfil del Usuario, que contendrá un resumen de las modificaciones y un enlace a los textos actualizados; b) notificación mostrada la próxima vez que el Usuario se autentique en el Marketplace; c) publicación de un aviso en la sección de inicio de la página web de Fleequid, con un enlace a los textos actualizados. El Usuario que no desee aceptar las modificaciones puede desistir sin penalización alguna en el plazo de 30 (treinta) días desde la comunicación y, en cualquier caso, desde la publicación de las Condiciones Generales actualizadas en el Marketplace, mediante comunicación por escrito a la dirección de correo electrónico withdrawal@fleequid.com. Las modificaciones se aplican a los Eventos de Venta y a las operaciones iniciados con posterioridad a su entrada en vigor; a los Eventos de Venta y a las operaciones ya en curso, así como a aquellos respecto de los cuales ya se haya perfeccionado el Acuerdo Vinculante, siguen aplicándose hasta su conclusión las Condiciones Generales y la Lista de Tarifas de Fleequid vigentes en el momento del inicio del correspondiente Evento o de la correspondiente operación, salvo lo previsto en el art. 4.9. Una vez recibida la comunicación de desistimiento, Fleequid procede a la eliminación del perfil del Usuario conforme a lo previsto en el art. 5.11. Los Usuarios están obligados a comprobar la versión de las Condiciones Generales y de la Lista de Tarifas de Fleequid en vigor antes de la formulación de una Oferta, consultando la sección correspondiente del Marketplace. Transcurrido el plazo de preaviso, la continuación del uso del Marketplace o de los Servicios de Fleequid implica la aceptación de las modificaciones que hayan entrado en vigor. En caso de controversia sobre la versión o la aplicabilidad de las Condiciones Generales al Contrato, el Usuario deberá demostrar que, a pesar de haber realizado todos los esfuerzos razonables, no ha tenido oportunidad de consultar las Condiciones Generales aplicables, a pesar de haber consultado la sección correspondiente del Marketplace y de haber presentado una solicitud por escrito a Fleequid con la debida antelación, antes de formular cualquier excepción, pretensión o reclamación al respecto.</w:t>
+        <w:t>Fleequid se reserva el derecho de modificar unilateralmente, a su discreción, las Condiciones Generales y la Lista de Tarifas de Fleequid en cualquier momento, también con el fin de introducir nuevos productos o Servicios, adaptar las modalidades operativas del Marketplace o cumplir con las disposiciones legales o reglamentarias o con resoluciones de las autoridades competentes. Las modificaciones se comunican a los Usuarios de forma clara y comprensible con un preaviso de al menos 30 (treinta) días naturales respecto de su entrada en vigor, salvo que el Usuario las haya aceptado expresamente antes de que expire dicho plazo. Fleequid conserva un archivo de las versiones anteriores de las Condiciones Generales y de la Lista de Tarifas de Fleequid, al que se puede acceder poniéndose en contacto con el Servicio de Atención al Cliente. Las modificaciones pueden comunicarse por uno o varios de los medios siguientes: a) correo electrónico a la dirección asociada al perfil del Usuario, que contendrá un resumen de las modificaciones y un enlace a los textos actualizados; b) notificación mostrada la próxima vez que el Usuario se autentique en el Marketplace; c) publicación de un aviso en la sección de inicio de la página web de Fleequid, con un enlace a los textos actualizados. El Usuario que no desee aceptar las modificaciones puede desistir sin penalización alguna en el plazo de 30 (treinta) días naturales desde la comunicación y, en cualquier caso, desde la publicación de las Condiciones Generales actualizadas en el Marketplace, mediante comunicación por escrito a la dirección de correo electrónico withdrawal@fleequid.com. Las modificaciones se aplican a los Eventos de Venta y a las operaciones iniciados con posterioridad a su entrada en vigor; a los Eventos de Venta y a las operaciones ya en curso, así como a aquellos respecto de los cuales ya se haya perfeccionado el Acuerdo Vinculante, siguen aplicándose hasta su conclusión las Condiciones Generales y la Lista de Tarifas de Fleequid vigentes en el momento del inicio del correspondiente Evento o de la correspondiente operación, salvo lo previsto en el art. 4.9. Una vez recibida la comunicación de desistimiento, Fleequid procede a la eliminación del perfil del Usuario conforme a lo previsto en el art. 5.11. Los Usuarios están obligados a comprobar la versión de las Condiciones Generales y de la Lista de Tarifas de Fleequid en vigor antes de la formulación de una Oferta, consultando la sección correspondiente del Marketplace. Transcurrido el plazo de preaviso, la continuación del uso del Marketplace o de los Servicios de Fleequid implica la aceptación de las modificaciones que hayan entrado en vigor. En caso de controversia sobre la versión o la aplicabilidad de las Condiciones Generales al Contrato, el Usuario deberá demostrar que, a pesar de haber realizado todos los esfuerzos razonables, no ha tenido oportunidad de consultar las Condiciones Generales aplicables, a pesar de haber consultado la sección correspondiente del Marketplace y de haber presentado una solicitud por escrito a Fleequid con la debida antelación, antes de formular cualquier excepción, pretensión o reclamación al respecto.</w:t>
       </w:r>
     </w:p>
     <w:p>
@@ -6680,7 +6680,7 @@
           <w:sz w:val="20"/>
           <w:szCs w:val="20"/>
         </w:rPr>
-        <w:t>Fleequid notificará de inmediato y por escrito al Usuario las medidas adoptadas conforme al art. 5.5 anterior, indicando los motivos correspondientes. En función de la naturaleza y de la gravedad de las circunstancias constatadas, Fleequid puede adoptar inmediatamente las medidas necesarias para hacer cesar o contener la situación objeto de reproche, o bien requerir al Usuario para que la subsane en el plazo de 30 (treinta) días. Transcurrido dicho plazo sin que el Usuario la haya subsanado, Fleequid puede suspender o bloquear, incluso por tiempo indefinido, el perfil del Usuario o limitar su acceso al Marketplace y a los Servicios correspondientes. El referido plazo no será de aplicación cuando: a) Fleequid deba cumplir una obligación legal o reglamentaria o una resolución de la autoridad competente que exija el cese o la limitación inmediatos del suministro de Vehículos o Servicios al Usuario; b) concurran los presupuestos para la resolución inmediata del Contrato conforme a la ley o a las presentes Condiciones Generales; c) el Usuario haya incumplido repetidamente las normas de uso del Marketplace; d) los datos o los contenidos atribuibles al Usuario sean ilícitos o inapropiados, o su conducta pueda comprometer la seguridad o el correcto funcionamiento del Marketplace, de Fleequid o de los demás Usuarios; e) la conducta esté relacionada con fraudes, falsificaciones, infracciones en materia de datos personales, envíos de correo no deseado u otras actividades ilícitas o abusivas. En tales casos, Fleequid puede adoptar la medida sin requerimiento previo, comunicando en todo caso al Usuario los motivos correspondientes. La Clasificación del Usuario a que se refiere el art. 6 no constituye una medida a efectos del presente apartado y no está sujeta al procedimiento aquí previsto. Del mismo modo, la limitación o suspensión de la operatividad de la cuenta acordada frente al Comprador que incurra en retraso o incumplimiento conforme al art. 12.10 constituye una medida autónoma, regulada en dicha disposición, que no queda absorbida en el procedimiento previsto en el presente apartado ni está supeditada a sus presupuestos y plazos.</w:t>
+        <w:t>Fleequid notificará de inmediato y por escrito al Usuario las medidas adoptadas conforme al art. 5.5 anterior, indicando los motivos correspondientes. En función de la naturaleza y de la gravedad de las circunstancias constatadas, Fleequid puede adoptar inmediatamente las medidas necesarias para hacer cesar o contener la situación objeto de reproche, o bien requerir al Usuario para que la subsane en el plazo de 30 (treinta) días. Transcurrido dicho plazo sin que el Usuario la haya subsanado, Fleequid puede suspender o bloquear, incluso por tiempo indefinido, el perfil del Usuario o limitar su acceso al Marketplace y a los Servicios correspondientes. El referido plazo no será de aplicación cuando: a) Fleequid deba cumplir una obligación legal o reglamentaria o una resolución de la autoridad competente que exija el cese o la limitación inmediatos del suministro de Vehículos o Servicios al Usuario; b) concurran los presupuestos para la resolución inmediata del Contrato conforme a la ley o a las presentes Condiciones Generales; c) el Usuario haya incumplido repetidamente las normas de uso del Marketplace; d) los datos o los contenidos atribuibles al Usuario sean ilícitos o inapropiados, o su conducta pueda comprometer la seguridad o el correcto funcionamiento del Marketplace, de Fleequid o de los demás Usuarios; e) la conducta esté relacionada con fraudes, falsificaciones, infracciones en materia de datos personales, envíos de correo no deseado u otras actividades ilícitas o abusivas. En tales casos, Fleequid puede adoptar la medida sin requerimiento previo, comunicando en todo caso al Usuario los motivos correspondientes. La Clasificación del Usuario a que se refiere el art. 6 no constituye una medida a efectos del presente apartado y no está sujeta al procedimiento aquí previsto. Del mismo modo, la limitación o suspensión de la operatividad del perfil acordada frente al Comprador que incurra en retraso o incumplimiento conforme al art. 12.10 constituye una medida autónoma, regulada en dicha disposición, que no queda absorbida en el procedimiento previsto en el presente apartado ni está supeditada a sus presupuestos y plazos.</w:t>
       </w:r>
     </w:p>
     <w:p>
@@ -6780,7 +6780,7 @@
           <w:sz w:val="20"/>
           <w:szCs w:val="20"/>
         </w:rPr>
-        <w:t>. Este sistema está estructurado de conformidad con el art. 11 del Reglamento (UE) 2019/1150, que Fleequid aplica también con carácter voluntario cuando no resulte directamente aplicable. De conformidad con el art. 12 de dicho Reglamento, cualquier controversia relativa a la aplicación de lo dispuesto en el presente artículo será sometida a un intento de mediación ante la Cámara de Mediación activa en la Cámara de Comercio de Como, con la que Fleequid declara su voluntad de colaborar, con el fin de llevar a cabo un intento de mediación gestionado por un mediador (persona física) designado, que actuará de conformidad con las disposiciones del reglamento de mediación de dicha Cámara de Comercio, que el Usuario puede consultar en la sección correspondiente de su sitio web institucional. Queda a salvo el régimen del procedimiento de reclamación relativo a los Vehículos previsto en el art. 20.</w:t>
+        <w:t>. Este sistema está estructurado de conformidad con el art. 11 del Reglamento (UE) 2019/1150, que Fleequid aplica también con carácter voluntario cuando no resulte directamente aplicable. De conformidad con el art. 12 de dicho Reglamento, las controversias relativas al acceso al Marketplace, a su uso y a las medidas de limitación, suspensión o cese del acceso o de la operatividad del Usuario adoptadas por Fleequid conforme al presente artículo serán sometidas a un intento de mediación ante la Cámara de Mediación activa en la Cámara de Comercio de Como, con la que Fleequid declara su voluntad de colaborar, con el fin de llevar a cabo un intento de mediación gestionado por un mediador (persona física) designado, que actuará de conformidad con las disposiciones del reglamento de mediación de dicha Cámara de Comercio, que el Usuario puede consultar en la sección correspondiente de su sitio web institucional. Queda a salvo y sigue siendo autónomo el régimen del procedimiento de reclamación relativo a los Vehículos previsto en el art. 20, al que no se aplica el intento de mediación previsto en el presente apartado, salvo que la controversia se refiera también, de forma autónoma, a alguna de las materias indicadas en el inciso anterior.</w:t>
       </w:r>
     </w:p>
     <w:p>
@@ -6952,7 +6952,7 @@
           <w:sz w:val="20"/>
           <w:szCs w:val="20"/>
         </w:rPr>
-        <w:t>El importe de la Fianza es determinado por Fleequid en función del Evento de Venta, de las características y del valor económico del Vehículo, del riesgo asociado a la operación específica y, cuando proceda, de la Clasificación del Usuario. Las presentes Condiciones Generales no fijan un importe estándar rígido y uniforme. Sin perjuicio de las condiciones aplicadas con carácter ordinario y de las eventuales condiciones favorables o exenciones reconocidas por Fleequid, la Clasificación del Usuario puede conllevar la aplicación de regímenes de fianza diferenciados, articulados en función del tipo de Vehículo y de Evento de Venta y, con carácter ordinario, estructurados del siguiente modo: (i) régimen de fianza de primer nivel: 2.000,00 € para los Vehículos destinados al desguace; 1.000,00 € para las 1 Euro Auctions; 1.000,00 € para los Vehículos con Precio de Reserva de hasta 50.000,00 €; 2.000,00 € para los Vehículos con Precio de Reserva superior a 50.000,00 €; (ii) régimen de fianza de segundo nivel: 2.000,00 € para cualquier Evento de Venta. La aplicación de uno de dichos regímenes, o de un importe distinto determinado conforme al primer inciso, no requiere la atribución ni la comunicación al Usuario de una calificación o denominación específica, sin perjuicio de lo previsto en el art. 6.1 en cuanto a la previa cognoscibilidad de la obligación de abono y de su importe, que prevalece en todo caso sobre los valores aplicados con carácter ordinario.</w:t>
+        <w:t>El importe de la Fianza es determinado por Fleequid en función del Evento de Venta, de las características y del valor económico del Vehículo, del riesgo asociado a la operación específica y, cuando proceda, de la Clasificación del Usuario. Las presentes Condiciones Generales no fijan un importe estándar rígido y uniforme. Sin perjuicio de las condiciones aplicadas con carácter ordinario y de las eventuales condiciones favorables o exenciones reconocidas por Fleequid, la Clasificación del Usuario puede conllevar la aplicación de regímenes de fianza diferenciados, articulados en función del tipo de Vehículo y de Evento de Venta y, con carácter ordinario, estructurados del siguiente modo: (i) régimen de fianza de primer nivel: 2.000,00 € para los Vehículos destinados al desguace; 1.000,00 € para las 1 Euro Auctions; 1.000,00 € para los Vehículos con Precio de Reserva de hasta 50.000,00 €; 2.000,00 € para los Vehículos con Precio de Reserva superior a 50.000,00 €; (ii) régimen de fianza de segundo nivel: 2.000,00 € para cualquier Evento de Venta. La aplicación de uno de dichos regímenes, o de un importe distinto determinado conforme al primer inciso, no requiere la atribución ni la comunicación al Usuario de una calificación o denominación específica, sin perjuicio de lo previsto en el art. 6.1 en cuanto a la previa cognoscibilidad de la obligación de abono y de su importe; la obligación y el importe concretamente dados a conocer al Oferente conforme al art. 6.1 prevalecen en todo caso sobre los valores aplicados con carácter ordinario.</w:t>
       </w:r>
     </w:p>
     <w:p>
@@ -7129,7 +7129,7 @@
           <w:sz w:val="20"/>
           <w:szCs w:val="20"/>
         </w:rPr>
-        <w:t xml:space="preserve">Al registrarse en el Marketplace de Fleequid, el Usuario registrado declara haber leído la Política de Privacidad de conformidad con la legislación aplicable y los requisitos del art. 13 del RGPD - Reglamento (UE) 2016/679, que puede consultarse a través del siguiente enlace: </w:t>
+        <w:t xml:space="preserve">Al registrarse en el Marketplace de Fleequid, el Usuario registrado declara haber leído la Política de Privacidad, que puede consultarse a través del siguiente enlace: </w:t>
       </w:r>
       <w:hyperlink r:id="rId16" w:history="1">
         <w:r>
@@ -7142,7 +7142,7 @@
           <w:sz w:val="20"/>
           <w:szCs w:val="20"/>
         </w:rPr>
-        <w:t>. El tratamiento de los datos personales se lleva a cabo respetando todas las medidas de precaución que garanticen su seguridad y confidencialidad, de acuerdo con las disposiciones del RGPD para los fines y propósitos indicados en la presente Política de Privacidad, que también establece y aclara los derechos y procedimientos que pueden ser ejercidos e iniciados por el interesado en relación con sus datos personales.</w:t>
+        <w:t>, de conformidad con la legislación aplicable y los requisitos del art. 13 del RGPD - Reglamento (UE) 2016/679. El tratamiento de los datos personales se lleva a cabo respetando todas las medidas de precaución que garanticen su seguridad y confidencialidad, de acuerdo con las disposiciones del RGPD para los fines y propósitos indicados en la presente Política de Privacidad, que también establece y aclara los derechos y procedimientos que pueden ser ejercidos e iniciados por el interesado en relación con sus datos personales.</w:t>
       </w:r>
     </w:p>
     <w:p>
@@ -7516,7 +7516,7 @@
           <w:sz w:val="20"/>
           <w:szCs w:val="20"/>
         </w:rPr>
-        <w:t>Una vez cesado el compromiso de comercialización asumido conforme al art. 8.8, cuando el Vehículo no haya sido vendido, el Vendedor puede proceder por sí mismo a su venta a través de cualquier otro canal, sin restricciones de precio mínimo y a cualquier sujeto, sin perjuicio de las obligaciones de transferencia del Vehículo que, en su caso, ya hayan nacido o sigan pendientes en relación con una operación específica y, en particular, en el marco del Dealer Sales. Queda a salvo la obligación del Vendedor de no utilizar información, contactos u oportunidades comerciales obtenidos a través del Marketplace o por medio de Fleequid con el fin de celebrar, directa o indirectamente, operaciones dirigidas a eludir la intervención de Fleequid. Dicha obligación subsiste durante 24 (veinticuatro) meses desde la primera publicación del Anuncio relativo al Vehículo en el Marketplace o, cuando no esté prevista la publicación de un Anuncio, desde la primera actividad de comercialización del Vehículo realizada por Fleequid. En caso de incumplimiento, Fleequid tiene derecho a aplicar al Vendedor la penalización determinada con arreglo al criterio previsto en el art. 8.9. Cuando el Vendedor, estando obligado a la transferencia del Vehículo con arreglo al Modelo de Venta aplicable y a las presentes Condiciones Generales, se niegue sin causa justificada a transferir su propiedad: a) a Fleequid, en el marco de la Venta en Comisión ejecutada mediante Reventa, el Vendedor debe abonar una penalización equivalente al 30 % del Precio de Venta al Comprador; b) a Fleequid, en el marco del Dealer Sales, el Vendedor debe abonar una penalización equivalente al 30 % del Precio de Compra adeudado por Fleequid al Vendedor; c) directamente al Comprador, en los casos en que Fleequid actúe como Mero Intermediario conforme al art. 2.6, el Vendedor debe abonar a Fleequid una penalización equivalente al 30 % del Precio de Venta al Comprador. A efectos del presente apartado, la negativa se considera producida cuando resulte de una declaración del Vendedor o de una conducta suya inequívocamente incompatible con el cumplimiento o, en su defecto, cuando el Vendedor no cumpla la obligación específica en un plazo de 10 (diez) días desde el requerimiento escrito mediante el cual Fleequid le haya instado a cumplirla. Queda a salvo el derecho de Fleequid a la indemnización de los eventuales daños adicionales, así como, en los casos en que el Contrato de compraventa se celebre directamente entre el Vendedor y el Comprador, cualquier derecho y remedio que corresponda a este último. En el Dealer Sales, los daños adicionales indemnizables a Fleequid comprenden también los importes que esta deba abonar a su propio Comprador como consecuencia del incumplimiento del Vendedor, así como los correspondientes reembolsos, penalizaciones, costes y gastos. Quedan asimismo a salvo los demás remedios previstos en las presentes Condiciones Generales, incluidos los previstos en los arts. 16.9 y 17.8 y, cuando Fleequid actúe como Mero Intermediario, en el art. 17.14, sin perjuicio de la coordinación de las correspondientes penalizaciones conforme a lo previsto en el art. 15.8. En particular, cuando la venta del Vehículo a terceros u otra conducta equivalente llevada a cabo durante el Estado Opcionado constituya simultáneamente el incumplimiento de la exclusiva prevista en el art. 8.9, la negativa a transferir la propiedad regulada en el presente apartado o la falta de puesta a disposición o de entrega prevista en el art. 16.9, las correspondientes penalizaciones no se acumulan cuando deriven del mismo hecho concreto y tutelen el mismo interés: se aplica exclusivamente una sola penalización, determinada, en aplicación del criterio previsto en el art. 15.8, en el siguiente orden: (i) la penalización prevista en el presente apartado, cuando la conducta constituya la negativa a transferir la propiedad según los criterios antes indicados; (ii) a falta de negativa, las penalizaciones previstas en el art. 16.9, cuando la conducta determine la falta de puesta a disposición o de entrega del Vehículo seguida de la Anulación de la Venta; (iii) en los demás casos, la penalización prevista en el art. 8.9 por el incumplimiento de la exclusiva; quedando a salvo las consecuencias que no tengan naturaleza de penalización y las derivadas de hechos concretos distintos.</w:t>
+        <w:t>Una vez cesado el compromiso de comercialización asumido conforme al art. 8.8, cuando el Vehículo no haya sido vendido, el Vendedor puede proceder por sí mismo a su venta a través de cualquier otro canal, sin restricciones de precio mínimo y a cualquier sujeto, sin perjuicio de las obligaciones de transferencia del Vehículo que, en su caso, ya hayan nacido o sigan pendientes en relación con una operación específica y, en particular, en el marco del Dealer Sales. Queda a salvo la obligación del Vendedor de no utilizar información, contactos u oportunidades comerciales obtenidos a través del Marketplace o por medio de Fleequid con el fin de celebrar, directa o indirectamente, operaciones dirigidas a eludir la intervención de Fleequid. Dicha obligación subsiste durante 24 (veinticuatro) meses desde la primera publicación del Anuncio relativo al Vehículo en el Marketplace o, cuando no esté prevista la publicación de un Anuncio, desde la primera actividad de comercialización del Vehículo realizada por Fleequid. En caso de incumplimiento, Fleequid tiene derecho a aplicar al Vendedor la penalización determinada con arreglo al criterio previsto en el art. 8.9. Cuando el Vendedor, estando obligado a la transferencia del Vehículo con arreglo al Modelo de Venta aplicable y a las presentes Condiciones Generales, se niegue sin causa justificada a transferir su propiedad: a) a Fleequid, en el marco de la Venta en Comisión ejecutada mediante Reventa, el Vendedor debe abonar a esta una penalización equivalente al 30 % del Precio de Venta al Comprador; b) a Fleequid, en el marco del Dealer Sales, el Vendedor debe abonar a esta una penalización equivalente al 30 % del Precio de Compra adeudado por Fleequid al Vendedor; c) directamente al Comprador, en los casos en que Fleequid actúe como Mero Intermediario conforme al art. 2.6, el Vendedor debe abonar a Fleequid una penalización equivalente al 30 % del Precio de Venta al Comprador. A efectos del presente apartado, la negativa se considera producida cuando resulte de una declaración del Vendedor o de una conducta suya inequívocamente incompatible con el cumplimiento o, en su defecto, cuando el Vendedor no cumpla la obligación específica en un plazo de 10 (diez) días desde el requerimiento escrito mediante el cual Fleequid le haya instado a cumplirla. Queda a salvo el derecho de Fleequid a la indemnización de los eventuales daños adicionales, así como, en los casos en que el Contrato de compraventa se celebre directamente entre el Vendedor y el Comprador, cualquier derecho y remedio que corresponda a este último. En el Dealer Sales, los daños adicionales indemnizables a Fleequid comprenden también los importes que esta deba abonar a su propio Comprador como consecuencia del incumplimiento del Vendedor, así como los correspondientes reembolsos, penalizaciones, costes y gastos. Quedan asimismo a salvo los demás remedios previstos en las presentes Condiciones Generales, incluidos los previstos en los arts. 16.9 y 17.8 y, cuando Fleequid actúe como Mero Intermediario, en el art. 17.14, sin perjuicio de la coordinación de las correspondientes penalizaciones conforme a lo previsto en el art. 15.8. En particular, cuando la venta del Vehículo a terceros u otra conducta equivalente llevada a cabo durante el Estado Opcionado constituya simultáneamente el incumplimiento de la exclusiva prevista en el art. 8.9, la negativa a transferir la propiedad regulada en el presente apartado o la falta de puesta a disposición o de entrega prevista en el art. 16.9, las correspondientes penalizaciones no se acumulan cuando deriven del mismo hecho concreto y tutelen el mismo interés: se aplica exclusivamente una sola penalización, determinada, en aplicación del criterio previsto en el art. 15.8, en el siguiente orden: (i) la penalización prevista en el presente apartado, cuando la conducta constituya la negativa a transferir la propiedad según los criterios antes indicados; (ii) a falta de negativa, las penalizaciones previstas en el art. 16.9, cuando la conducta determine la falta de puesta a disposición o de entrega del Vehículo seguida de la Anulación de la Venta; (iii) en los demás casos, la penalización prevista en el art. 8.9 por el incumplimiento de la exclusiva; quedando a salvo las consecuencias que no tengan naturaleza de penalización y las derivadas de hechos concretos distintos.</w:t>
       </w:r>
     </w:p>
     <w:p>
@@ -7566,7 +7566,7 @@
           <w:sz w:val="20"/>
           <w:szCs w:val="20"/>
         </w:rPr>
-        <w:t>El Vendedor se compromete a eximir y mantener indemne a Fleequid, a las sociedades controladas por ella, vinculadas o afiliadas, así como a sus respectivos administradores, socios, empleados, colaboradores, agentes y representantes, de cualquier reivindicación, pretensión, litigio, acción, controversia, daño, coste, gasto o carga de cualquier naturaleza derivados de: a) falsedades, omisiones, inexactitudes o incumplimientos relativos a las declaraciones, a las garantías y a los compromisos asumidos por el Vendedor conforme a las presentes Condiciones Generales, incluidas, a título meramente enunciativo y no limitativo, las omisiones o inexactitudes en las Especificaciones Técnicas o en la información relativa al estado, a las características y al funcionamiento del Vehículo, tales como la presencia de óxido no declarado, el mal funcionamiento del sistema de aire acondicionado, la falta de piezas o accesorios, la presencia de testigos de avería o de alarma encendidos y los supuestos análogos; b) presencia de materiales peligrosos asociados al Vehículo o contaminaciones derivadas de fugas, derrames, averías o defectos de funcionamiento; c) falta de aportación, o aportación incompleta o tardía, de la documentación, también en original, necesaria para la transferencia, la inscripción de la titularidad, la entrega o la circulación del Vehículo; d) Gravámenes sobre el Vehículo no declarados expresamente por el Vendedor y aceptados en el marco de la operación específica; e) cantidades abonadas o costes soportados por Fleequid en relación con gastos, privilegios, derechos, trabas o pretensiones, registrados o no registrados, hechos valer por acreedores, autoridades u otros sujetos sobre el Vehículo o en relación con el mismo, con el fin de permitir su libre circulación jurídica o su transferencia; f) incumplimiento de la normativa aplicable, también en materia medioambiental, incluida cualquier responsabilidad vinculada a la calificación, tenencia, gestión, transporte, valorización o eliminación de Vehículos destinados al desguace o que puedan calificarse como VFU, así como a la omisión o al carácter incompleto o tardío de la comunicación a Fleequid del correspondiente destino o calificación; g) uso indebido o no conforme del Marketplace por parte del Vendedor; h) impuestos, tasas, costes, gastos u otras cargas derivados de la inobservancia, por parte del Vendedor, de leyes, reglamentos u obligaciones que le sean aplicables en relación con el Vehículo o con la operación; i) cualquier otra conducta culposa, dolosa o, en todo caso, ilícita del Vendedor en relación con las presentes Condiciones Generales, con los Contratos o con la operación específica. Los ejemplos indicados en la letra a) tienen carácter meramente enunciativo y no limitan en modo alguno el alcance general de la obligación de indemnidad. La presente obligación de indemnidad se extiende expresamente, en el Dealer Sales, a las pretensiones formuladas por el Comprador frente a Fleequid en su condición de vendedor real y a todas las cantidades, los reembolsos, los costes, los gastos de reparación, las cargas y los daños que Fleequid deba abonar o soportar frente a su propio Comprador por hechos, vicios, defectos, omisiones o incumplimientos imputables al Vendedor; en tales casos, Fleequid tiene derecho de repetición frente al Vendedor y al reembolso íntegro de lo abonado o soportado. El Vendedor sigue siendo responsable de la exactitud, la integridad y la veracidad de la Propuesta de Venta, de las Especificaciones Técnicas, del eventual expediente técnico, del Anuncio y de la documentación relativa al Vehículo, incluso cuando dichos contenidos hayan sido elaborados o completados con la asistencia de Fleequid e incluso cuando el Vehículo haya sido objeto de un TrustReport o de inspecciones realizadas por Fleequid o por sujetos designados por ella. El Vendedor está obligado a verificar la información puesta a disposición y a señalar en tiempo oportuno a Fleequid cualquier inexactitud, así como a comunicar, antes de la transferencia del Vehículo, cualquier vicio, defecto, accidente, modificación, avería o anomalía de que tenga conocimiento. Salvo en caso de dolo o culpa grave de Fleequid, esta no responde de las consecuencias derivadas de inexactitudes, omisiones o discrepancias de la información relativa al Vehículo imputables al Vendedor, ni de los retrasos en la actualización de la Propuesta de Venta, del Anuncio, del expediente técnico o de la demás información puesta a disposición de los Usuarios cuando dichos retrasos dependan de circunstancias no imputables a Fleequid. Fleequid tampoco garantiza los ingresos que puedan obtenerse mediante la comercialización o la venta del Vehículo.</w:t>
+        <w:t>El Vendedor se compromete a eximir y mantener indemne a Fleequid, a las sociedades controladas por ella, vinculadas o afiliadas, así como a sus respectivos administradores, socios, empleados, colaboradores, agentes y representantes, de cualquier reivindicación, pretensión, litigio, acción, controversia, daño, coste, gasto o carga de cualquier naturaleza derivados de: a) falsedades, omisiones, inexactitudes o incumplimientos relativos a las declaraciones, a las garantías y a los compromisos asumidos por el Vendedor conforme a las presentes Condiciones Generales, incluidas, a título meramente enunciativo y no limitativo, las omisiones o inexactitudes en las Especificaciones Técnicas o en la información relativa al estado, a las características y al funcionamiento del Vehículo, tales como la presencia de óxido no declarado, el mal funcionamiento del sistema de aire acondicionado, la falta de piezas o accesorios, la presencia de testigos de avería o de alarma encendidos y los supuestos análogos; b) presencia de materiales peligrosos asociados al Vehículo o contaminaciones derivadas de fugas, derrames, averías o defectos de funcionamiento; c) falta de aportación, o aportación incompleta o tardía, de la documentación, también en original, necesaria para la transferencia, la inscripción de la titularidad, la entrega o la circulación del Vehículo; d) Gravámenes sobre el Vehículo distintos de los declarados expresamente por el Vendedor y aceptados en el marco de la operación específica; e) cantidades abonadas o costes soportados por Fleequid en relación con gastos, privilegios, derechos, trabas o pretensiones, registrados o no registrados, hechos valer por acreedores, autoridades u otros sujetos sobre el Vehículo o en relación con el mismo, con el fin de permitir su libre circulación jurídica o su transferencia; f) incumplimiento de la normativa aplicable, también en materia medioambiental, incluida cualquier responsabilidad vinculada a la calificación, tenencia, gestión, transporte, valorización o eliminación de Vehículos destinados al desguace o que puedan calificarse como VFU, así como a la omisión o al carácter incompleto o tardío de la comunicación a Fleequid del correspondiente destino o calificación; g) uso indebido o no conforme del Marketplace por parte del Vendedor; h) impuestos, tasas, costes, gastos u otras cargas derivados de la inobservancia, por parte del Vendedor, de leyes, reglamentos u obligaciones que le sean aplicables en relación con el Vehículo o con la operación; i) cualquier otra conducta culposa, dolosa o, en todo caso, ilícita del Vendedor en relación con las presentes Condiciones Generales, con los Contratos o con la operación específica. Los ejemplos indicados en la letra a) tienen carácter meramente enunciativo y no limitan en modo alguno el alcance general de la obligación de indemnidad. La presente obligación de indemnidad se extiende expresamente, en el Dealer Sales, a las pretensiones formuladas por el Comprador frente a Fleequid en su condición de vendedor real y a todas las cantidades, los reembolsos, los costes, los gastos de reparación, las cargas y los daños que Fleequid deba abonar o soportar frente a su propio Comprador por hechos, vicios, defectos, omisiones o incumplimientos imputables al Vendedor; en tales casos, Fleequid tiene derecho de repetición frente al Vendedor y al reembolso íntegro de lo abonado o soportado. El Vendedor sigue siendo responsable de la exactitud, la integridad y la veracidad de la Propuesta de Venta, de las Especificaciones Técnicas, del eventual expediente técnico, del Anuncio y de la documentación relativa al Vehículo, incluso cuando dichos contenidos hayan sido elaborados o completados con la asistencia de Fleequid e incluso cuando el Vehículo haya sido objeto de un TrustReport o de inspecciones realizadas por Fleequid o por sujetos designados por ella. El Vendedor está obligado a verificar la información puesta a disposición y a señalar en tiempo oportuno a Fleequid cualquier inexactitud, así como a comunicar, antes de la transferencia del Vehículo, cualquier vicio, defecto, accidente, modificación, avería o anomalía de que tenga conocimiento. Salvo en caso de dolo o culpa grave de Fleequid, esta no responde de las consecuencias derivadas de inexactitudes, omisiones o discrepancias de la información relativa al Vehículo imputables al Vendedor, ni de los retrasos en la actualización de la Propuesta de Venta, del Anuncio, del expediente técnico o de la demás información puesta a disposición de los Usuarios cuando dichos retrasos dependan de circunstancias no imputables a Fleequid. Fleequid tampoco garantiza los ingresos que puedan obtenerse mediante la comercialización o la venta del Vehículo.</w:t>
       </w:r>
     </w:p>
     <w:p>
@@ -8713,7 +8713,7 @@
           <w:sz w:val="20"/>
           <w:szCs w:val="20"/>
         </w:rPr>
-        <w:t>Salvo lo previsto en los apartados siguientes, el Plazo de Pago es de 3 (tres) días laborables a contar desde la puesta a disposición del Comprador de la Proforma conforme al art. 11.4. El Plazo de Pago comienza a contar exclusivamente desde ese momento y siempre que la Proforma contenga los elementos necesarios para que el Comprador pueda efectuar el pago. Cuando Fleequid actúe como Mero Intermediario, el mismo Plazo se aplica tanto al pago del precio adeudado al Vendedor como al pago de las Comisiones, de las Tarifas y de los eventuales importes adicionales adeudados a Fleequid.</w:t>
+        <w:t>Salvo lo previsto en los apartados siguientes, el Plazo de Pago es de 3 (tres) días a contar desde la puesta a disposición del Comprador de la Proforma conforme al art. 11.4. El Plazo de Pago comienza a contar exclusivamente desde ese momento y siempre que la Proforma contenga los elementos necesarios para que el Comprador pueda efectuar el pago. Cuando Fleequid actúe como Mero Intermediario, el mismo Plazo se aplica tanto al pago del precio adeudado al Vendedor como al pago de las Comisiones, de las Tarifas y de los eventuales importes adicionales adeudados a Fleequid.</w:t>
       </w:r>
     </w:p>
     <w:p>
@@ -8984,7 +8984,7 @@
           <w:sz w:val="20"/>
           <w:szCs w:val="20"/>
         </w:rPr>
-        <w:t>Cuando el Comprador efectúe el pago mediante varios ingresos no autorizados previamente por Fleequid, pero complete el pago íntegro del Importe Total Adeudado dentro del Plazo de Pago, está obligado a abonar a Fleequid, en concepto de penalización, el importe de 150,00 € (ciento cincuenta/00 euros) por cada Vehículo afectado, sin perjuicio de la indemnización de los daños adicionales. La infracción prevista en el presente apartado es autónoma y distinta del retraso en el pago; la correspondiente penalización no concurre a la determinación del componente de penalización relevante a efectos del umbral mínimo previsto en el art. 12.9, último inciso.</w:t>
+        <w:t>Cuando el Comprador efectúe el pago mediante varios ingresos no autorizados previamente por Fleequid, pero complete el pago íntegro del Importe Total Adeudado dentro del Plazo de Pago, está obligado a abonar a Fleequid, en concepto de penalización, el importe de 150,00 € (ciento cincuenta/00 euros) por cada Vehículo afectado, sin perjuicio de la indemnización de los daños adicionales. La infracción prevista en el presente apartado es autónoma y distinta del retraso en el pago; la correspondiente penalización no concurre a la determinación del componente de penalización relevante a efectos del umbral mínimo previsto en el art. 12.9.</w:t>
       </w:r>
     </w:p>
     <w:p>
@@ -9084,7 +9084,7 @@
           <w:sz w:val="20"/>
           <w:szCs w:val="20"/>
         </w:rPr>
-        <w:t>En caso de Anulación de la Venta por retraso o por falta de pago íntegro imputable al Comprador, quedan definitivamente adeudados a Fleequid: a) las Comisiones a cargo del Comprador, cuando estén previstas para la operación específica, conforme a lo establecido en el art. 12.4; b) la penalización diaria prevista en el art. 12.6, letra a), devengada hasta la fecha de eficacia de la Anulación de la Venta, así como los intereses de demora devengados; c) en la Venta en Comisión, tanto cuando Fleequid actúe mediante Reventa como cuando actúe como Mero Intermediario, una penalización adicional de importe igual a dos veces las Comisiones a cargo del Comprador, determinada sobre la base de las Comisiones aplicables a la operación específica, de modo que la cuantía total debida en concepto de Comisiones y de la presente penalización sea igual a tres veces el importe de las Comisiones; d) una penalización adicional de 1.000,00 € (mil/00 euros) por cada Vehículo afectado por el Acuerdo Vinculante posteriormente anulado; e) las Tarifas relativas a los Servicios ya prestados y cualquier otro importe devengado por un concepto distinto conforme a las presentes Condiciones Generales. En el Dealer Sales, al no adeudar el Comprador Comisiones conforme a la Venta en Comisión, no es de aplicación la penalización prevista en la letra c); se adeudan, en cambio, los importes previstos en las letras b), d) y e). Cuando concurran los presupuestos previstos en el art. 13, queda asimismo a salvo la conversión en penalización del Anticipo conforme al art. 13.6. Las cantidades previstas en el presente apartado se adeudan por conceptos distintos y son acumulables dentro de los límites permitidos por la ley. La Fianza eventualmente constituida es exclusivamente garantía de las obligaciones del Comprador y puede ser imputada a las cantidades adeudadas conforme a lo previsto en el art. 6.3, sin constituir un título adicional de cargo. Queda a salvo el derecho de Fleequid a la indemnización de los daños adicionales, limitada a la parte que exceda de lo ya satisfecho mediante las penalizaciones previstas en las presentes Condiciones Generales. Cuando la suma de las penalizaciones previstas en las letras b), limitadamente a la penalización diaria, c) y d), así como, cuando sea aplicable, de la penalización derivada de la conversión del Anticipo conforme al art. 13.6, resulte inferior al 5 % del Precio de Venta al Comprador del Vehículo objeto de la venta anulada, el componente de penalización adeudado en total se completa exclusivamente hasta alcanzar dicho umbral, que opera como suelo económico y no como sanción acumulativa adicional. A efectos de la comparación y del complemento previstos en el inciso anterior: (i) la base de cálculo está constituida exclusivamente por el Precio de Venta al Comprador del Vehículo objeto de la venta anulada, con exclusión del Importe Total Adeudado, de las Comisiones, de las Tarifas y de cualquier otro importe accesorio; (ii) solo son relevantes las penalizaciones propias del incumplimiento del Comprador antes indicadas; (iii) no son relevantes las Comisiones a cargo del Comprador, las Tarifas, los intereses de demora, la Fianza retenida o imputada, los reembolsos de costes y gastos ni la indemnización de los daños adicionales. La presente disposición se aplica a todos los Modelos de Venta; en el Dealer Sales, la comparación se efectúa únicamente con las penalizaciones allí aplicables, sin que la penalización prevista en la letra c) pueda introducirse ni computarse.</w:t>
+        <w:t>En caso de Anulación de la Venta por retraso o por falta de pago íntegro imputable al Comprador, quedan definitivamente adeudados a Fleequid: a) las Comisiones a cargo del Comprador, cuando estén previstas para la operación específica, conforme a lo establecido en el art. 12.4; b) la penalización diaria prevista en el art. 12.6, letra a), devengada hasta la fecha de eficacia de la Anulación de la Venta, así como los intereses de demora devengados; c) en la Venta en Comisión, tanto cuando Fleequid actúe mediante Reventa como cuando actúe como Mero Intermediario, una penalización adicional de importe igual a dos veces las Comisiones a cargo del Comprador, determinada sobre la base de las Comisiones aplicables a la operación específica, de modo que la cuantía total debida en concepto de Comisiones y de la presente penalización sea igual a tres veces el importe de las Comisiones; d) una penalización adicional de 1.000,00 € (mil/00 euros) por cada Vehículo afectado por el Acuerdo Vinculante posteriormente anulado; e) las Tarifas relativas a los Servicios ya prestados y cualquier otro importe devengado por un concepto distinto conforme a las presentes Condiciones Generales. En el Dealer Sales, al no adeudar el Comprador las Comisiones previstas para la Venta en Comisión, no es de aplicación la penalización prevista en la letra c); se adeudan, en cambio, los importes previstos en las letras b), d) y e). Cuando concurran los presupuestos previstos en el art. 13, queda asimismo a salvo la conversión en penalización del Anticipo conforme al art. 13.6. Las cantidades previstas en el presente apartado se adeudan por conceptos distintos y son acumulables dentro de los límites permitidos por la ley. La Fianza eventualmente constituida es exclusivamente garantía de las obligaciones del Comprador y puede ser imputada a las cantidades adeudadas conforme a lo previsto en el art. 6.3, sin constituir un título adicional de cargo. Queda a salvo el derecho de Fleequid a la indemnización de los daños adicionales, limitada a la parte que exceda de lo ya satisfecho mediante las penalizaciones previstas en las presentes Condiciones Generales. Cuando la suma de las penalizaciones previstas en las letras b), limitadamente a la penalización diaria, c) y d), así como, cuando sea aplicable, de la penalización derivada de la conversión del Anticipo conforme al art. 13.6, resulte inferior al 5 % del Precio de Venta al Comprador del Vehículo objeto de la venta anulada, el componente de penalización adeudado en total se completa exclusivamente hasta alcanzar dicho umbral, que opera como suelo económico y no como sanción acumulativa adicional. A efectos de la comparación y del complemento previstos en el inciso anterior: (i) la base de cálculo está constituida exclusivamente por el Precio de Venta al Comprador del Vehículo objeto de la venta anulada, con exclusión del Importe Total Adeudado, de las Comisiones, de las Tarifas y de cualquier otro importe accesorio; (ii) solo son relevantes las penalizaciones propias del incumplimiento del Comprador antes indicadas; (iii) no son relevantes las Comisiones a cargo del Comprador, las Tarifas, los intereses de demora, la Fianza retenida o imputada, los reembolsos de costes y gastos ni la indemnización de los daños adicionales. La presente disposición se aplica a todos los Modelos de Venta; en el Dealer Sales, la comparación se efectúa únicamente con las penalizaciones allí aplicables, sin que la penalización prevista en la letra c) pueda introducirse ni computarse.</w:t>
       </w:r>
     </w:p>
     <w:p>
@@ -9228,7 +9228,7 @@
           <w:sz w:val="20"/>
           <w:szCs w:val="20"/>
         </w:rPr>
-        <w:t>Venta Diferida: anticipo y Vehículo temporalmente en uso en poder del Vendedor.</w:t>
+        <w:t>Venta Diferida: Anticipo y Vehículo temporalmente en uso en poder del Vendedor.</w:t>
       </w:r>
       <w:bookmarkEnd w:id="83"/>
       <w:bookmarkEnd w:id="84"/>
@@ -9303,7 +9303,7 @@
           <w:sz w:val="20"/>
           <w:szCs w:val="20"/>
         </w:rPr>
-        <w:t>En las operaciones en las que se haya convenido expresamente que, tras el perfeccionamiento del Acuerdo Vinculante, el Vehículo permanezca temporalmente en uso en poder del Vendedor, Fleequid puede exigir al Comprador el abono anticipado de un importe equivalente al 30 % del Importe Total Adeudado (el «Anticipo»). El supuesto regulado en el presente artículo se denomina, a efectos meramente descriptivos y comerciales, «Venta Diferida». La Venta Diferida no constituye un Modelo de Venta autónomo y queda íntegramente sujeta al Modelo de Venta aplicable a la operación específica y, en el ámbito de la Venta en Comisión, a la correspondiente modalidad de ejecución. La Venta Diferida solo puede convenirse en la Venta en Comisión ejecutada mediante Reventa y en el Dealer Sales, y no es de aplicación cuando Fleequid actúe como Mero Intermediario; por consiguiente, en las operaciones de Venta en Comisión a las que se aplique el presente artículo, Fleequid ejecuta la operación mediante Reventa. La circunstancia de que el Vehículo permanezca temporalmente en uso en poder del Vendedor, junto con las condiciones particulares aplicables a la operación, debe darse a conocer al Oferente antes de la formulación de la Oferta, conforme a lo previsto en los arts. 3.2 y 4.5. Cuando se exija, el Anticipo debe abonarse dentro del Plazo de Pago ordinario a que se refiere el art. 11.5, a contar desde la puesta a disposición de la Proforma, salvo que las Condiciones Particulares de Venta prevean expresamente un plazo distinto conforme al art. 11.6, letra b). El presente régimen se aplica exclusivamente a dicho supuesto y constituye una derogación del régimen ordinario del Plazo de Pago dentro de los límites previstos en el presente artículo y en las Condiciones Particulares de Venta aplicables.</w:t>
+        <w:t>En las operaciones en las que se haya convenido expresamente que, tras el perfeccionamiento del Acuerdo Vinculante, el Vehículo permanezca temporalmente en uso en poder del Vendedor, Fleequid puede exigir al Comprador el abono anticipado de un importe equivalente al 30 % del Importe Total Adeudado (el «Anticipo»). El supuesto regulado en el presente artículo se denomina, a efectos meramente descriptivos y comerciales, «Venta Diferida». La Venta Diferida no constituye un Modelo de Venta autónomo y queda íntegramente sujeta al Modelo de Venta aplicable a la operación específica y, en el ámbito de la Venta en Comisión, a la correspondiente modalidad de ejecución. La Venta Diferida solo puede convenirse en la Venta en Comisión ejecutada mediante Reventa y en el Dealer Sales, y no es de aplicación cuando Fleequid actúe como Mero Intermediario; por consiguiente, en las operaciones de Venta en Comisión a las que se aplique el presente artículo, Fleequid ejecuta la operación mediante Reventa. La circunstancia de que el Vehículo permanezca temporalmente en uso en poder del Vendedor, junto con las Condiciones Particulares de Venta aplicables a la operación, debe darse a conocer al Oferente antes de la formulación de la Oferta, conforme a lo previsto en los arts. 3.2 y 4.5. Cuando se exija, el Anticipo debe abonarse dentro del Plazo de Pago ordinario a que se refiere el art. 11.5, a contar desde la puesta a disposición de la Proforma, salvo que las Condiciones Particulares de Venta prevean expresamente un plazo distinto conforme al art. 11.6, letra b). El presente régimen se aplica exclusivamente a dicho supuesto y constituye una derogación del régimen ordinario del Plazo de Pago dentro de los límites previstos en el presente artículo y en las Condiciones Particulares de Venta aplicables.</w:t>
       </w:r>
     </w:p>
     <w:p>
@@ -9403,7 +9403,7 @@
           <w:sz w:val="20"/>
           <w:szCs w:val="20"/>
         </w:rPr>
-        <w:t>La falta de pago del Anticipo dentro del plazo correspondiente o la falta de pago íntegro del saldo a más tardar en el vencimiento previsto para la operación específica constituyen retraso del Comprador. A partir del primer día siguiente al vencimiento respectivo son de aplicación, en lo que resulten compatibles, las disposiciones del art. 12.6, incluida la penalización de 150,00 € por cada día de retraso y por cada Vehículo afectado, dentro del importe máximo total previsto en el art. 12.6, letra a), que opera de forma unitaria por cada Vehículo y para la misma operación tanto respecto del retraso en el abono del Anticipo como respecto del retraso en el pago del saldo, así como los intereses y los demás importes allí previstos. En caso de falta de pago del Anticipo son de aplicación los plazos y las facultades previstos en el art. 12.7. En caso de falta de pago del saldo, en lugar del plazo máximo previsto en el art. 12.7, Fleequid conserva la facultad de recibir el pago tardío durante los 4 (cuatro) días siguientes al vencimiento establecido para el pago del saldo, sin que desde dicho vencimiento comience a computarse un nuevo plazo de 7 (siete) días. Transcurrido infructuosamente dicho plazo sin que se haya producido el pago íntegro, Fleequid puede, a su discreción, aceptar en todo caso el pago tardío o proceder a la Anulación de la Venta conforme a lo previsto en el art. 12.7, con los efectos a que se refieren los arts. 12.8 y 12.9.</w:t>
+        <w:t>La falta de pago del Anticipo dentro del plazo correspondiente o la falta de pago íntegro del saldo a más tardar en el vencimiento previsto para la operación específica constituyen retraso del Comprador. A partir del primer día siguiente al vencimiento respectivo son de aplicación, en lo que resulten compatibles, las disposiciones del art. 12.6, incluida la penalización de 150,00 € (ciento cincuenta/00 euros) por cada día de retraso y por cada Vehículo afectado, dentro del importe máximo total previsto en el art. 12.6, letra a), que opera de forma unitaria por cada Vehículo y para la misma operación tanto respecto del retraso en el abono del Anticipo como respecto del retraso en el pago del saldo, así como los intereses y los demás importes allí previstos. En caso de falta de pago del Anticipo son de aplicación los plazos y las facultades previstos en el art. 12.7. En caso de falta de pago del saldo, en lugar del plazo máximo previsto en el art. 12.7, Fleequid conserva la facultad de recibir el pago tardío durante los 4 (cuatro) días siguientes al vencimiento establecido para el pago del saldo, sin que desde dicho vencimiento comience a computarse un nuevo plazo de 7 (siete) días. Transcurrido infructuosamente dicho plazo sin que se haya producido el pago íntegro, Fleequid puede, a su discreción, aceptar en todo caso el pago tardío o proceder a la Anulación de la Venta conforme a lo previsto en el art. 12.7, con los efectos a que se refieren los arts. 12.8 y 12.9.</w:t>
       </w:r>
     </w:p>
     <w:p>
@@ -9574,7 +9574,7 @@
           <w:sz w:val="20"/>
           <w:szCs w:val="20"/>
         </w:rPr>
-        <w:t>La Anulación de la Venta constituye la figura contractual mediante la cual Fleequid, en los casos previstos en las presentes Condiciones Generales, en las Condiciones Específicas o en las Condiciones Particulares de Venta aplicables, dispone que la operación no se ejecute o deje de ejecutarse, en su totalidad o limitadamente a uno o varios Vehículos. La Anulación de la Venta no coincide necesariamente con la invalidación del contrato por causas de invalidez ni con la resolución por incumplimiento: la causa jurídica concreta depende de cada supuesto que la determine. Cuando la Anulación sea consecuencia de un incumplimiento sujeto a cláusula resolutoria expresa conforme a las presentes Condiciones Generales, opera como resolución del Contrato conforme al art. 1456 del Código Civil italiano y produce sus efectos. En los demás casos, la Anulación produce los efectos previstos en la disposición que la contemple y, en lo no regulado de otro modo, los previstos en el presente artículo y en el art. 15.</w:t>
+        <w:t>La Anulación de la Venta constituye la figura contractual mediante la cual Fleequid, en los casos previstos en las presentes Condiciones Generales, en las Condiciones Específicas aplicables o en las Condiciones Particulares de Venta aplicables, dispone que la operación no se ejecute o deje de ejecutarse, en su totalidad o limitadamente a uno o varios Vehículos. La Anulación de la Venta no coincide necesariamente con la invalidación del contrato por causas de invalidez ni con la resolución por incumplimiento: la causa jurídica concreta depende de cada supuesto que la determine. Cuando la Anulación sea consecuencia de un incumplimiento sujeto a cláusula resolutoria expresa conforme a las presentes Condiciones Generales, opera como resolución del Contrato conforme al art. 1456 del Código Civil italiano y produce sus efectos. En los demás casos, la Anulación produce los efectos previstos en la disposición que la contemple y, en lo no regulado de otro modo, los previstos en el presente artículo y en el art. 15.</w:t>
       </w:r>
     </w:p>
     <w:p>
@@ -9945,7 +9945,7 @@
           <w:sz w:val="20"/>
           <w:szCs w:val="20"/>
         </w:rPr>
-        <w:t>Las cantidades que, a pesar de la Anulación de la Venta, de la reducción de su objeto o del nacimiento de una obligación de restitución, queden definitivamente adeudadas conforme a las presentes Condiciones Generales no son objeto de restitución. Se incluyen entre dichas cantidades, en particular las Comisiones ya devengadas conforme al art. 12.4, sin perjuicio de lo previsto en el art. 14.7 para las Comisiones a cargo del Comprador en caso de Anulación que no le sea imputable; las Tarifas relativas a los Servicios ya prestados; los gastos y los costes ya soportados por Fleequid en relación con la operación; las penalizaciones, los intereses de demora y los reembolsos de gastos contractualmente adeudados; el Anticipo que, conforme al art. 13.6, se haya convertido en penalización a raíz de la Anulación de la Venta por el retraso o la falta de pago imputable al Comprador conforme al art. 13.5. La presente disposición se aplica también en caso de Anulación de la Venta acordada por Fleequid como resultado de la gestión de una reclamación conforme al art. 20.8: en tal supuesto, las Comisiones ya devengadas, las Tarifas relativas a los Servicios ya prestados y los gastos y los costes ya soportados por Fleequid no se reembolsan en ningún caso, ni al Vendedor ni al Comprador. Dichas cantidades pueden ser retenidas o imputadas por compensación, dentro de los límites permitidos por la ley, por el sujeto que sea acreedor de ellas sobre las cantidades que ese mismo sujeto esté obligado a restituir; el eventual excedente resultante tras dicha imputación se restituye conforme a los plazos y las modalidades previstos en el presente artículo. Queda a salvo el régimen autónomo de la Fianza a que se refiere el art. 6.3.</w:t>
+        <w:t>Las cantidades que, a pesar de la Anulación de la Venta, de la reducción de su objeto o del nacimiento de una obligación de restitución, queden definitivamente adeudadas conforme a las presentes Condiciones Generales no son objeto de restitución. Se incluyen entre dichas cantidades, en particular, las Comisiones ya devengadas conforme al art. 12.4, sin perjuicio de lo previsto en el art. 14.7 para las Comisiones a cargo del Comprador en caso de Anulación que no le sea imputable; las Tarifas relativas a los Servicios ya prestados; los gastos y los costes ya soportados por Fleequid en relación con la operación; las penalizaciones, los intereses de demora y los reembolsos de gastos contractualmente adeudados; el Anticipo que, conforme al art. 13.6, se haya convertido en penalización a raíz de la Anulación de la Venta por el retraso o la falta de pago imputable al Comprador conforme al art. 13.5. La presente disposición se aplica también en caso de Anulación de la Venta acordada por Fleequid como resultado de la gestión de una reclamación conforme al art. 20.8: en tal supuesto, las Comisiones ya devengadas, las Tarifas relativas a los Servicios ya prestados y los gastos y los costes ya soportados por Fleequid no se reembolsan en ningún caso, ni al Vendedor ni al Comprador. Dichas cantidades pueden ser retenidas o imputadas por compensación, dentro de los límites permitidos por la ley, por el sujeto que sea acreedor de ellas sobre las cantidades que ese mismo sujeto esté obligado a restituir; el eventual excedente resultante tras dicha imputación se restituye conforme a los plazos y las modalidades previstos en el presente artículo. Queda a salvo el régimen autónomo de la Fianza a que se refiere el art. 6.3.</w:t>
       </w:r>
     </w:p>
     <w:p>
@@ -10142,7 +10142,7 @@
           <w:sz w:val="20"/>
           <w:szCs w:val="20"/>
         </w:rPr>
-        <w:t>La propiedad del Vehículo se transfiere al Comprador exclusivamente tras el cumplimiento íntegro de la obligación de pago conforme al art. 12.2; en el caso de las Subastas, dicho momento coincide con la Adjudicación Definitiva. Las Partes convienen expresamente en que el efecto traslativo frente al Comprador queda diferido a dicho momento, cualquiera que sea el Modelo de Venta aplicable y la modalidad de ejecución elegida, incluidos los casos en que Fleequid haya adquirido la propiedad del Vehículo con anterioridad conforme al art. 18 y los casos en que la venta tenga lugar directamente entre el Vendedor y el Comprador cuando Fleequid actúe como Mero Intermediario. Quedan a salvo las formalidades de registro, transcripción, matriculación, inscripción de la titularidad o los demás trámites eventualmente necesarios según la normativa aplicable. Una vez recibidos del Vendedor todos los documentos, la información y la colaboración necesarios conforme al art. 16.3, el sujeto obligado al correspondiente cumplimiento según el Modelo de Venta aplicable y la modalidad de ejecución elegida procede, en los 10 (diez) días siguientes, a realizar las formalidades necesarias para el registro, la transcripción, la matriculación o la inscripción de la transferencia del Vehículo a nombre del Comprador, salvo que la normativa aplicable, la naturaleza de la operación o las Condiciones Específicas requieran una secuencia o unos plazos distintos; cuando Fleequid actúa como Mero Intermediario, dicho plazo se aplica al Vendedor, salvo el plazo distinto eventualmente previsto en las Condiciones Particulares de Venta en razón de la operación, del país, de la documentación o de la naturaleza del Vehículo. Cuando Fleequid actúa como Mero Intermediario, los trámites a cargo del Vendedor se articulan, por tanto, en dos fases sucesivas: a) en el plazo de 5 (cinco) días previsto en el art. 16.3, el Vendedor facilita los documentos, las declaraciones, los poderes y la colaboración necesarios para el inicio de las formalidades, aplicándose, en caso de retraso, la penalización prevista en el mismo art. 16.3; b) en los 10 (diez) días siguientes, contados desde el momento en que concurran los presupuestos para ello, el Vendedor completa las formalidades de transferencia; en caso de retraso imputable al Vendedor más allá de dicho plazo, se aplica la misma penalización de 150,00 € (ciento cincuenta/00 euros) por cada día de retraso y por cada Vehículo afectado, conforme a la coordinación prevista en el art. 16.3 con los arts. 8.11 y 16.9. La penalización relativa a la segunda fase no se devenga por los días por los que ya se haya devengado la penalización relativa a la primera fase. El Comprador toma conocimiento de que la transferencia y la circulación del Vehículo pueden requerir la finalización de formalidades de registro, transcripción, matriculación o trámites análogos previstos por la normativa aplicable en el país de que se trate y de que, por regla general, la recogida del Vehículo solo puede tener lugar tras la finalización de las formalidades necesarias. Con carácter excepcional, por necesidades operativas acreditadas o a solicitud del Comprador aceptada por Fleequid, Fleequid puede autorizar la recogida anticipada del Vehículo antes de la finalización de dichas formalidades. En tal supuesto, el Comprador: (i) exime y mantiene indemne a Fleequid, así como a los eventuales sujetos a cuyo nombre el Vehículo siga formalmente inscrito, de cualquier consecuencia administrativa, fiscal, patrimonial, sancionadora o de otra naturaleza derivada de la tenencia, del uso o de la circulación del Vehículo antes de la finalización de las formalidades, sin perjuicio de lo que sea imperativamente imputable al sujeto que invoque la indemnidad; (ii) se obliga a realizar y a prestar toda la colaboración necesaria para que las formalidades de registro, inscripción de la titularidad o transferencia definitivos se completen en el plazo de 5 (cinco) días desde la recogida anticipada, salvo plazo distinto expresamente comunicado por escrito por Fleequid; (iii) se obliga a remitir a Fleequid prueba documental adecuada de la realización o presentación de las formalidades en el plazo de 1 (un) día desde la disponibilidad del correspondiente documento o justificante de la autoridad competente. En caso de retraso imputable al Comprador más allá del plazo a que se refiere la letra b), este está obligado a abonar a Fleequid una penalización de 150,00 € (ciento cincuenta/00 euros) por cada día de retraso y por cada Vehículo afectado, hasta la finalización de los trámites, sin perjuicio de la indemnización de los daños adicionales. Cuando el retraso exceda de 30 (treinta) días, Fleequid puede recurrir a los demás remedios previstos en las presentes Condiciones Generales y en la ley, incluida, cuando sea jurídica y materialmente viable, la facultad de promover ante las autoridades competentes las actuaciones necesarias para obtener la inscripción del Vehículo a nombre del sujeto obligado, con cargo a este último de los correspondientes gastos, cargas y costes, sin perjuicio de las penalizaciones ya devengadas. En las operaciones asistidas por una Solución de Financiación, la secuencia de los trámites de inscripción de la titularidad, facturación, pago, transferencia de la propiedad y entrega puede diferir de la ordinaria conforme a lo previsto en el art. 22 y en las Condiciones Específicas aplicables, sin perjuicio del criterio de transferencia de la propiedad establecido en el presente apartado y de lo previsto en el art. 22.6; la realización anticipada de trámites documentales o de inscripción de la titularidad a favor del Financiador no determina, por sí sola, la transferencia de la propiedad ni, en el caso de las Subastas, la Adjudicación Definitiva.</w:t>
+        <w:t>La propiedad del Vehículo se transfiere al Comprador exclusivamente tras el cumplimiento íntegro de la obligación de pago conforme al art. 12.2; en el caso de las Subastas, dicho momento coincide con la Adjudicación Definitiva. Las Partes convienen expresamente en que el efecto traslativo frente al Comprador queda diferido a dicho momento, cualquiera que sea el Modelo de Venta aplicable y la modalidad de ejecución elegida, incluidos los casos en que Fleequid haya adquirido la propiedad del Vehículo con anterioridad conforme al art. 18 y los casos en que la venta tenga lugar directamente entre el Vendedor y el Comprador cuando Fleequid actúe como Mero Intermediario. Quedan a salvo las formalidades de registro, transcripción, matriculación, inscripción de la titularidad o los demás trámites eventualmente necesarios según la normativa aplicable. Una vez recibidos del Vendedor todos los documentos, la información y la colaboración necesarios conforme al art. 16.3, el sujeto obligado al correspondiente cumplimiento según el Modelo de Venta aplicable y la modalidad de ejecución elegida procede, en los 10 (diez) días siguientes, a realizar las formalidades necesarias para el registro, la transcripción, la matriculación o la inscripción de la transferencia del Vehículo a nombre del Comprador, salvo que la normativa aplicable, la naturaleza de la operación o las Condiciones Específicas requieran una secuencia o unos plazos distintos; cuando Fleequid actúa como Mero Intermediario, dicho plazo se aplica al Vendedor, salvo el plazo distinto eventualmente previsto en las Condiciones Particulares de Venta en razón de la operación, del país, de la documentación o de la naturaleza del Vehículo. Cuando Fleequid actúa como Mero Intermediario, los trámites a cargo del Vendedor se articulan, por tanto, en dos fases sucesivas: a) en el plazo de 5 (cinco) días previsto en el art. 16.3, el Vendedor facilita los documentos, las declaraciones, los poderes y la colaboración necesarios para el inicio de las formalidades, aplicándose, en caso de retraso, la penalización prevista en el mismo art. 16.3; b) en los 10 (diez) días siguientes, contados desde el momento en que concurran los presupuestos para ello, el Vendedor completa las formalidades de transferencia; en caso de retraso imputable al Vendedor más allá de dicho plazo, se aplica la misma penalización de 150,00 € (ciento cincuenta/00 euros) por cada día de retraso y por cada Vehículo afectado, conforme a la coordinación prevista en el art. 16.3 con los arts. 8.11 y 16.9. La penalización relativa a la segunda fase no se devenga por los días por los que ya se haya devengado la penalización relativa a la primera fase. El Comprador toma conocimiento de que la transferencia y la circulación del Vehículo pueden requerir la finalización de formalidades de registro, transcripción, matriculación o trámites análogos previstos por la normativa aplicable en el país de que se trate y de que, por regla general, la recogida del Vehículo solo puede tener lugar tras la finalización de las formalidades necesarias. Con carácter excepcional, por necesidades operativas acreditadas o a solicitud del Comprador aceptada por Fleequid, Fleequid puede autorizar la recogida anticipada del Vehículo antes de la finalización de dichas formalidades. En tal supuesto, el Comprador: (i) exime y mantiene indemne a Fleequid, así como a los eventuales sujetos a cuyo nombre el Vehículo siga formalmente inscrito, de cualquier consecuencia administrativa, fiscal, patrimonial, sancionadora o de otra naturaleza derivada de la tenencia, del uso o de la circulación del Vehículo antes de la finalización de las formalidades, sin perjuicio de lo que sea imperativamente imputable al sujeto que invoque la indemnidad; (ii) se obliga a realizar y a prestar toda la colaboración necesaria para que las formalidades de registro, inscripción de la titularidad o transferencia definitivos se completen en el plazo de 5 (cinco) días desde la recogida anticipada, salvo plazo distinto expresamente comunicado por escrito por Fleequid; (iii) se obliga a remitir a Fleequid prueba documental adecuada de la realización o presentación de las formalidades en el plazo de 1 (un) día desde la disponibilidad del correspondiente documento o justificante de la autoridad competente. En caso de retraso imputable al Comprador más allá del plazo a que se refiere el punto (ii), este está obligado a abonar a Fleequid una penalización de 150,00 € (ciento cincuenta/00 euros) por cada día de retraso y por cada Vehículo afectado, hasta la finalización de los trámites, sin perjuicio de la indemnización de los daños adicionales. Cuando el retraso exceda de 30 (treinta) días, Fleequid puede recurrir a los demás remedios previstos en las presentes Condiciones Generales y en la ley, incluida, cuando sea jurídica y materialmente viable, la facultad de promover ante las autoridades competentes las actuaciones necesarias para obtener la inscripción del Vehículo a nombre del sujeto obligado, con cargo a este último de los correspondientes gastos, cargas y costes, sin perjuicio de las penalizaciones ya devengadas. En las operaciones asistidas por una Solución de Financiación, la secuencia de los trámites de inscripción de la titularidad, facturación, pago, transferencia de la propiedad y entrega puede diferir de la ordinaria conforme a lo previsto en el art. 22 y en las Condiciones Específicas aplicables, sin perjuicio del criterio de transferencia de la propiedad establecido en el presente apartado y de lo previsto en el art. 22.6; la realización anticipada de trámites documentales o de inscripción de la titularidad a favor del Financiador no determina, por sí sola, la transferencia de la propiedad ni, en el caso de las Subastas, la Adjudicación Definitiva.</w:t>
       </w:r>
     </w:p>
     <w:p>
@@ -10470,7 +10470,7 @@
           <w:sz w:val="20"/>
           <w:szCs w:val="20"/>
         </w:rPr>
-        <w:t>Las disposiciones del presente artículo se aplican a las operaciones estructuradas conforme al Modelo de Venta en Comisión. En el marco de dicho Modelo, Fleequid ejecuta la operación mediante Reventa conforme al art. 2.5 o bien puede decidir actuar como Mero Intermediario conforme al art. 2.6, con transferencia del Vehículo directamente del Vendedor al Comprador. La posibilidad de que la operación se ejecute conforme a una u otra modalidad se da a conocer y se acepta antes de la formulación de la Oferta conforme al art. 3.2, letra a). Fleequid puede ejercer la correspondiente elección también con posterioridad al perfeccionamiento del Acuerdo Vinculante y, en todo caso, no más tarde de la puesta a disposición de la Proforma, que fija de forma definitiva la modalidad de ejecución elegida conforme al art. 11.4; la Proforma no constituye fuente negocial de la elección, sino que documenta el ejercicio de una facultad previamente dada a conocer y aceptada. La elección entre Reventa y actuación como Mero Intermediario no modifica el Modelo de Venta, no determina la extinción del encargo conferido a Fleequid por el Vendedor y por el Comprador y no afecta al derecho de Fleequid a las Comisiones adeudadas por ambos. La calificación de Fleequid como comisionista que actúa en nombre propio conforme al art. 1731 del Código Civil italiano concurre exclusivamente en la Reventa conforme al art. 2.5; cuando Fleequid actúa como Mero Intermediario, la compraventa se celebra directamente entre el Vendedor y el Comprador conforme a los arts. 2.6 y 17.10. Salvo remisión expresa o en lo que resulte compatible con la naturaleza de la disposición específica, las normas del presente artículo no se aplican al Dealer Sales, regulado en el art. 18. Antes de la puesta a disposición de la Proforma, cuando el Vendedor incurra en alguna de las infracciones previstas en las letras c), d), e) y f) de los arts. 17.8 y 17.14 que no esté cubierta, por el mismo hecho concreto y en tutela del mismo interés, por una penalización específica prevista en las presentes Condiciones Generales, el Vendedor está obligado a abonar a Fleequid, con referencia a la relación de comercialización a que se refiere el art. 8.8 y al encargo conferido a Fleequid y con independencia de la modalidad de ejecución posteriormente elegida, la penalización residual del 30 % determinada según la jerarquía de bases prevista en el art. 17.8, sin perjuicio de la indemnización de los daños adicionales; a partir de la puesta a disposición de la Proforma son de aplicación, según la modalidad de ejecución elegida, el art. 17.8 o el art. 17.14.</w:t>
+        <w:t>Las disposiciones del presente artículo se aplican a las operaciones estructuradas conforme al Modelo de Venta en Comisión. En el marco de dicho Modelo, Fleequid ejecuta la operación mediante Reventa conforme al art. 2.5 o bien puede decidir actuar como Mero Intermediario conforme al art. 2.6, con transferencia del Vehículo directamente del Vendedor al Comprador. La posibilidad de que la operación se ejecute conforme a una u otra modalidad se da a conocer antes de la formulación de la Oferta conforme al art. 3.2, letra a), y se acepta mediante la adhesión a las presentes CG. Fleequid puede ejercer la correspondiente elección también con posterioridad al perfeccionamiento del Acuerdo Vinculante y, en todo caso, no más tarde de la puesta a disposición de la Proforma, que fija de forma definitiva la modalidad de ejecución elegida conforme al art. 11.4; la Proforma no constituye fuente negocial de la elección, sino que documenta el ejercicio de una facultad previamente dada a conocer y aceptada. La elección entre Reventa y actuación como Mero Intermediario no modifica el Modelo de Venta, no determina la extinción del encargo conferido a Fleequid por el Vendedor y por el Comprador y no afecta al derecho de Fleequid a las Comisiones adeudadas por ambos. La calificación de Fleequid como comisionista que actúa en nombre propio conforme al art. 1731 del Código Civil italiano concurre exclusivamente en la Reventa conforme al art. 2.5; cuando Fleequid actúa como Mero Intermediario, la compraventa se celebra directamente entre el Vendedor y el Comprador conforme a los arts. 2.6 y 17.10. Salvo remisión expresa o en lo que resulte compatible con la naturaleza de la disposición específica, las normas del presente artículo no se aplican al Dealer Sales, regulado en el art. 18. Antes de la puesta a disposición de la Proforma, cuando el Vendedor incurra en alguna de las infracciones previstas en las letras c), d), e) y f) de los arts. 17.8 y 17.14 que no esté cubierta, por el mismo hecho concreto y en tutela del mismo interés, por una penalización específica prevista en las presentes Condiciones Generales, el Vendedor está obligado a abonar a Fleequid, con referencia a la relación de comercialización a que se refiere el art. 8.8 y al encargo conferido a Fleequid y con independencia de la modalidad de ejecución posteriormente elegida, la penalización residual del 30 % determinada según la jerarquía de bases prevista en el art. 17.8, sin perjuicio de la indemnización de los daños adicionales; a partir de la puesta a disposición de la Proforma son de aplicación, según la modalidad de ejecución elegida, el art. 17.8 o el art. 17.14.</w:t>
       </w:r>
       <w:bookmarkEnd w:id="137"/>
     </w:p>
@@ -10592,32 +10592,32 @@
           <w:sz w:val="20"/>
           <w:szCs w:val="20"/>
         </w:rPr>
-        <w:t>El precio del Vehículo adeudado por Fleequid al Vendedor en la Reventa (el «Precio de Compra Neto») corresponde al Precio de Venta al Comprador una vez deducidas las Comisiones a cargo del Vendedor, las Tarifas y cualquier otra cantidad adeudada por el Vendedor a Fleequid conforme a las presentes Condiciones Generales. El Vendedor autoriza expresamente a Fleequid a practicar la compensación y la deducción de dichos importes sobre las cantidades que le correspondan. El Precio de Compra Neto solo deviene exigible después de que Fleequid haya recibido íntegramente del Comprador el Importe Total Adeudado conforme al art. 12.2; hasta ese momento el Vendedor no puede hacer valer crédito exigible alguno frente a Fleequid, ni emprender frente a ella acciones de pago, requerimientos o acciones ejecutivas. La solicitud de emisión de la factura y la eventual emisión anticipada de esta tienen naturaleza administrativa y no hacen exigible la contraprestación antes del momento indicado, ni constituyen confirmación del cumplimiento de los presupuestos previstos para la adquisición del Vehículo por parte de Fleequid. La consecución del Precio de Reserva, en cuanto determinado sobre la base del PMCV establecido por el Vendedor, asegura a este unos ingresos netos, por lo menos, iguales al PMCV, salvo en caso de aceptación expresa de ofertas inferiores conforme al art. 10.3. Cuando la venta sea anulada o su objeto reducido conforme al art. 14, el Precio de Compra Neto adeudado al Vendedor se determina de nuevo según los criterios previstos en el art. 14.5. Queda a salvo la excepción expresa prevista en el art. 22.9 para las operaciones asistidas por una Solución de Financiación. Las disposiciones del presente apartado no se aplican cuando Fleequid actúa como Mero Intermediario.</w:t>
-      </w:r>
-    </w:p>
-    <w:p>
-      <w:pPr>
-        <w:pStyle w:val="Paragrafoelenco"/>
-        <w:numPr>
-          <w:ilvl w:val="1"/>
-          <w:numId w:val="1"/>
-        </w:numPr>
-        <w:spacing w:line="360" w:lineRule="auto"/>
-        <w:ind w:left="0" w:firstLine="0"/>
-        <w:jc w:val="both"/>
-        <w:rPr>
-          <w:rFonts w:ascii="Verdana" w:hAnsi="Verdana"/>
-          <w:sz w:val="20"/>
-          <w:szCs w:val="20"/>
-        </w:rPr>
-      </w:pPr>
-      <w:r>
-        <w:rPr>
-          <w:rFonts w:ascii="Verdana" w:hAnsi="Verdana"/>
-          <w:sz w:val="20"/>
-          <w:szCs w:val="20"/>
-        </w:rPr>
-        <w:t>Cuando Fleequid procede mediante Reventa, el Vendedor está obligado, a solicitud de Fleequid, a emitir a nombre de esta la factura relativa a la venta del Vehículo en un plazo de 5 (cinco) días desde la solicitud, en euros y de conformidad con los importes, los datos y las indicaciones comunicados por Fleequid. La factura recoge el Precio de Venta al Comprador, así como las Comisiones, las Tarifas y los eventuales reembolsos de gastos adeudados a Fleequid, además del IVA cuando sea exigible por ley; tras practicar la compensación de lo adeudado conforme al art. 17.4, Fleequid liquida la factura al Vendedor una vez que el Precio de Compra Neto haya devenido exigible conforme al mismo art. 17.4. En caso de retraso imputable al Vendedor en la emisión o en la transmisión de la factura más allá de dicho plazo, el Vendedor está obligado a abonar a Fleequid una penalización de 150,00 € (ciento cincuenta/00 euros) por cada día de retraso y por cada Vehículo afectado, hasta el cumplimiento, penalización que Fleequid tiene derecho a compensar con el importe de la factura, sin perjuicio de la indemnización de los daños adicionales. Cuando, como consecuencia de la falta de pago del Comprador, de la Anulación de la Venta, de la reducción de su objeto, de la rectificación de la operación o por otra causa prevista en las presentes Condiciones Generales, resulte necesaria la emisión de una nota de crédito, de un documento de anulación o rectificación o bien la reemisión de la factura, incluso como consecuencia de una nueva venta del Vehículo a un Oferente distinto por un importe diferente, el Vendedor está obligado a proceder a ello en un plazo de 5 (cinco) días desde la solicitud de Fleequid; en caso de retraso imputable al Vendedor es de aplicación la misma penalización diaria, que Fleequid tiene derecho a compensar o deducir de las cantidades que posteriormente correspondan al Vendedor. Quedan a salvo las disposiciones de los arts. 15 y 16.2 relativas a las restituciones, a la documentación fiscal y a los demás trámites necesarios para la ejecución o el restablecimiento de la operación.</w:t>
+        <w:t>El precio del Vehículo adeudado por Fleequid al Vendedor en la Reventa (el «Precio de Compra Neto») corresponde al Precio de Venta al Comprador una vez deducidas las Comisiones a cargo del Vendedor, las Tarifas y cualquier otra cantidad adeudada por el Vendedor a Fleequid conforme a las presentes Condiciones Generales. El Vendedor autoriza expresamente a Fleequid a practicar la compensación y la deducción de dichos importes sobre las cantidades que le correspondan. El Precio de Compra Neto solo deviene exigible después de que Fleequid haya recibido íntegramente del Comprador el Importe Total Adeudado conforme al art. 12.2; hasta ese momento el Vendedor no puede hacer valer crédito exigible alguno frente a Fleequid, ni emprender frente a ella acciones de pago, requerimientos o acciones ejecutivas. La solicitud de emisión de la factura y la eventual emisión anticipada de esta tienen naturaleza administrativa y no hacen exigible la contraprestación antes del momento indicado, ni constituyen confirmación del cumplimiento de los presupuestos previstos para la adquisición del Vehículo por parte de Fleequid. La consecución del Precio de Reserva, en cuanto determinado sobre la base del PMCV establecido por el Vendedor, asegura a este unos ingresos netos, por lo menos, iguales al PMCV, salvo en caso de aceptación expresa de Ofertas inferiores conforme al art. 10.3. Cuando la venta sea anulada o su objeto reducido conforme al art. 14, el Precio de Compra Neto adeudado al Vendedor se determina de nuevo según los criterios previstos en el art. 14.5. Queda a salvo la excepción expresa prevista en el art. 22.9 para las operaciones asistidas por una Solución de Financiación. Las disposiciones del presente apartado no se aplican cuando Fleequid actúa como Mero Intermediario.</w:t>
+      </w:r>
+    </w:p>
+    <w:p>
+      <w:pPr>
+        <w:pStyle w:val="Paragrafoelenco"/>
+        <w:numPr>
+          <w:ilvl w:val="1"/>
+          <w:numId w:val="1"/>
+        </w:numPr>
+        <w:spacing w:line="360" w:lineRule="auto"/>
+        <w:ind w:left="0" w:firstLine="0"/>
+        <w:jc w:val="both"/>
+        <w:rPr>
+          <w:rFonts w:ascii="Verdana" w:hAnsi="Verdana"/>
+          <w:sz w:val="20"/>
+          <w:szCs w:val="20"/>
+        </w:rPr>
+      </w:pPr>
+      <w:r>
+        <w:rPr>
+          <w:rFonts w:ascii="Verdana" w:hAnsi="Verdana"/>
+          <w:sz w:val="20"/>
+          <w:szCs w:val="20"/>
+        </w:rPr>
+        <w:t>Cuando Fleequid procede mediante Reventa, el Vendedor está obligado, a solicitud de Fleequid, a emitir a nombre de esta la factura relativa a la venta del Vehículo en un plazo de 5 (cinco) días desde la solicitud, en euros y de conformidad con los importes, los datos y las indicaciones comunicados por Fleequid. La factura recoge el Precio de Venta al Comprador, así como las Comisiones, las Tarifas y los eventuales reembolsos de gastos adeudados a Fleequid, además del IVA cuando sea exigible por ley; tras practicar la compensación de lo adeudado conforme al art. 17.4, Fleequid liquida la factura al Vendedor una vez que el Precio de Compra Neto haya devenido exigible conforme al mismo art. 17.4. En caso de retraso en la emisión o en la transmisión de la factura más allá de dicho plazo, el Vendedor está obligado a abonar a Fleequid una penalización de 150,00 € (ciento cincuenta/00 euros) por cada día de retraso y por cada Vehículo afectado, hasta el cumplimiento, penalización que Fleequid tiene derecho a compensar con el importe de la factura, sin perjuicio de la indemnización de los daños adicionales. Cuando, como consecuencia de la falta de pago del Comprador, de la Anulación de la Venta, de la reducción de su objeto, de la rectificación de la operación o por otra causa prevista en las presentes Condiciones Generales, resulte necesaria la emisión de una nota de crédito, de un documento de anulación o rectificación o bien la reemisión de la factura, incluso como consecuencia de una nueva venta del Vehículo a un Oferente distinto por un importe diferente, el Vendedor está obligado a proceder a ello en un plazo de 5 (cinco) días desde la solicitud de Fleequid; en caso de retraso imputable al Vendedor es de aplicación la misma penalización diaria, que Fleequid tiene derecho a compensar o deducir de las cantidades que posteriormente correspondan al Vendedor. Quedan a salvo las disposiciones de los arts. 15 y 16.2 relativas a las restituciones, a la documentación fiscal y a los demás trámites necesarios para la ejecución o el restablecimiento de la operación.</w:t>
       </w:r>
     </w:p>
     <w:p>
@@ -10692,7 +10692,7 @@
           <w:sz w:val="20"/>
           <w:szCs w:val="20"/>
         </w:rPr>
-        <w:t>Fleequid tiene derecho a resolver, total o parcialmente, conforme al art. 1456 del Código Civil italiano, la relación contractual relativa a la adquisición del Vehículo al Vendedor, mediante comunicación escrita en la que declare su voluntad de hacer valer la presente cláusula resolutoria expresa, y a proceder a la Anulación de la Venta conforme al art. 14, cuando el Vendedor: a) haya constituido o consentido la constitución sobre el Vehículo de Gravámenes adicionales a los declarados, o no haya procedido a su cancelación en los plazos previstos en el art. 8.3; b) no esté en condiciones de asegurar la libre transferencia del Vehículo porque el producto neto que le corresponda resulte insuficiente para satisfacer a los acreedores con derecho a la liberación del bien y los demás importes adeudados en relación con la operación, o porque los beneficiarios de los Gravámenes rechacen la liberación o la libre venta; c) haya facilitado, con ocasión del registro, de la Propuesta de Venta o con posterioridad, información o documentos falsos, inexactos, fraudulentos, obsoletos o incompletos relevantes a efectos de la operación específica; d) incumpla las obligaciones previstas en las presentes Condiciones Generales en materia de propiedad, disponibilidad, custodia y conservación del Vehículo, veracidad de la información, documentación, exclusiva, transferencia de la propiedad, entrega, normativa medioambiental o derechos de terceros; e) infrinja normas imperativas o disposiciones administrativas aplicables a la comercialización, a la transferencia o a la gestión del Vehículo, o bien derechos de terceros, de modo tal que se perjudique o se haga arriesgada la continuación de la operación; f) se niegue a transferir u omita transferir la propiedad del Vehículo o realizar los actos y las formalidades o prestar la colaboración necesarios para el registro o la inscripción del Vehículo a nombre de Fleequid, o incumpla la obligación de ponerlo a disposición o de entregarlo conforme a lo previsto en las presentes Condiciones Generales. Queda asimismo a salvo la facultad de Fleequid de suspender la operación o la comercialización del Vehículo y de adoptar las medidas razonablemente necesarias cuando ello sea oportuno para prevenir fraudes, proteger la seguridad del Marketplace, de Fleequid, del Comprador o de terceros, verificar situaciones de riesgo, realizar comprobaciones o asegurar el cumplimiento de la normativa aplicable, incluida la medioambiental; la adopción de tales medidas tiene naturaleza cautelar y no implica por sí sola el ejercicio de la cláusula resolutoria expresa ni la aplicación de la penalización prevista en el presente apartado, que presuponen la constatación de una infracción contractual o normativa imputable al Vendedor. En caso de resolución o de Anulación por alguna de las causas previstas en el presente apartado siguen adeudándose las Comisiones a cargo del Vendedor eventualmente ya devengadas conforme al art. 12.4, las Tarifas, los costes y los gastos soportados por Fleequid en relación con la operación y los demás importes devengados por título distinto. En los supuestos a que se refieren las letras c), d), e) y f), salvo que el mismo hecho concreto ya esté cubierto, en tutela del mismo interés, por una penalización específica prevista en las presentes Condiciones Generales, incluidas, a título meramente enunciativo, las de los arts. 8.9, 8.11, 8.12 y 16.9, el Vendedor está además obligado a abonar a Fleequid, en concepto de penalización, un importe igual al 30 % del Precio de Reserva determinado con ocasión de la primera Subasta relativa al Vehículo, siendo irrelevantes las eventuales reducciones posteriores del Precio de Reserva, o bien, cuando respecto del Vehículo no se haya celebrado ninguna Subasta con Precio de Reserva pero se haya previsto un Precio de Reserva para la operación específica, al 30 % de dicho Precio de Reserva, o bien, cuando para la operación específica no se haya previsto ningún Precio de Reserva, al 30 % del Precio de Venta al Comprador o, a falta también del Precio de Venta al Comprador, al 30 % del PMCV relativo a la operación específica, salvo lo previsto en el art. 18.5 para el Dealer Sales, sin perjuicio de la indemnización de los daños adicionales. En los casos en que, conforme al inciso anterior y al art. 15.8, sea de aplicación una penalización específica en lugar de la prevista en el presente apartado, quedan a salvo la facultad de resolución conforme al art. 1456 del Código Civil italiano y las demás consecuencias previstas en el presente apartado distintas de la penalización; son en cambio acumulables las consecuencias previstas para hechos o infracciones distintos, conforme a lo previsto en el art. 15.8. Por lo que respecta a la negativa a transferir o a la omisión de transferir la propiedad del Vehículo a que se refiere la letra f), la penalización prevista en el presente apartado no es de aplicación por el mismo hecho ni siquiera antes de que concurran los presupuestos de la negativa previstos en el art. 8.11; una vez concurran tales presupuestos, es de aplicación la penalización específica prevista en el art. 8.11, quedando a salvo la facultad de resolución conforme al art. 1456 del Código Civil italiano y las demás consecuencias previstas en el presente apartado distintas de la penalización.</w:t>
+        <w:t>Fleequid tiene derecho a resolver, total o parcialmente, conforme al art. 1456 del Código Civil italiano, la relación contractual relativa a la adquisición del Vehículo al Vendedor, mediante comunicación escrita en la que declare su voluntad de hacer valer la presente cláusula resolutoria expresa, y a proceder a la Anulación de la Venta conforme al art. 14, cuando el Vendedor: a) haya constituido o consentido la constitución sobre el Vehículo de Gravámenes adicionales a los declarados, o no haya procedido a su cancelación en los plazos previstos en el art. 8.3; b) no esté en condiciones de asegurar la libre transferencia del Vehículo porque el producto neto que le corresponda resulte insuficiente para satisfacer a los acreedores con derecho a la liberación del bien y los demás importes adeudados en relación con la operación, o porque los beneficiarios de los Gravámenes rechacen la liberación o la libre venta; c) haya facilitado, con ocasión del registro, de la Propuesta de Venta o con posterioridad, información o documentos falsos, inexactos, fraudulentos, obsoletos o incompletos relevantes a efectos de la operación específica; d) incumpla las obligaciones previstas en las presentes Condiciones Generales en materia de propiedad, disponibilidad, custodia y conservación del Vehículo, veracidad de la información, documentación, exclusiva, transferencia de la propiedad, entrega, normativa medioambiental o derechos de terceros; e) infrinja normas imperativas o disposiciones administrativas aplicables a la comercialización, a la transferencia o a la gestión del Vehículo, o bien derechos de terceros, de modo tal que se perjudique o se haga arriesgada la continuación de la operación; f) se niegue a transferir u omita transferir la propiedad del Vehículo o realizar los actos y las formalidades o prestar la colaboración necesarios para el registro o la inscripción del Vehículo a nombre de Fleequid, o incumpla la obligación de ponerlo a disposición o de entregarlo conforme a lo previsto en las presentes Condiciones Generales. Queda asimismo a salvo la facultad de Fleequid de suspender la operación o la comercialización del Vehículo y de adoptar las medidas razonablemente necesarias cuando ello sea oportuno para prevenir fraudes, proteger la seguridad del Marketplace, de Fleequid, del Comprador o de terceros, verificar situaciones de riesgo, realizar comprobaciones o asegurar el cumplimiento de la normativa aplicable, incluida la medioambiental; la adopción de tales medidas tiene naturaleza cautelar y no implica por sí sola el ejercicio de la cláusula resolutoria expresa ni la aplicación de la penalización prevista en el presente apartado, que presuponen la constatación de una infracción contractual o normativa imputable al Vendedor. En caso de resolución o de Anulación por alguna de las causas previstas en el presente apartado siguen adeudándose las Comisiones a cargo del Vendedor eventualmente ya devengadas conforme al art. 12.4, las Tarifas, los costes y los gastos soportados por Fleequid en relación con la operación y los demás importes devengados por título distinto. En los supuestos a que se refieren las letras c), d), e) y f), salvo que el mismo hecho concreto ya esté cubierto, en tutela del mismo interés, por una penalización específica prevista en las presentes Condiciones Generales, incluidas, a título meramente enunciativo, las de los arts. 8.9, 8.11, 8.12 y 16.9, el Vendedor está además obligado a abonar a Fleequid, en concepto de penalización, un importe igual al 30 % del Precio de Reserva determinado con ocasión de la primera Subasta relativa al Vehículo, siendo irrelevantes las eventuales reducciones posteriores del Precio de Reserva, o bien, cuando respecto del Vehículo no se haya celebrado ninguna Subasta con Precio de Reserva pero se haya previsto un Precio de Reserva para la operación específica, al 30 % de dicho Precio de Reserva, o bien, cuando para la operación específica no se haya previsto ningún Precio de Reserva, al 30 % del Precio de Venta al Comprador o, a falta también del Precio de Venta al Comprador, al 30 % del PMCV relativo a la operación específica, salvo lo previsto en el art. 18.5 para el Dealer Sales, sin perjuicio de la indemnización de los daños adicionales. En los casos en que, conforme al inciso anterior y al art. 15.8, sea de aplicación una penalización específica en lugar de la prevista en el presente apartado, quedan a salvo la facultad de resolución conforme al art. 1456 del Código Civil italiano y las demás consecuencias previstas en el presente apartado distintas de la penalización; son en cambio acumulables las consecuencias previstas para hechos o infracciones distintos, conforme a lo previsto en el art. 15.8. Por lo que respecta a la negativa a transferir o a la omisión de transferir la propiedad del Vehículo a que se refiere la letra f), la penalización prevista en el presente apartado no es de aplicación por el mismo hecho ni siquiera antes de que concurran los presupuestos de la negativa previstos en el art. 8.11; una vez concurran tales presupuestos, es de aplicación la penalización específica prevista en el art. 8.11, letra a), quedando a salvo la facultad de resolución conforme al art. 1456 del Código Civil italiano y las demás consecuencias previstas en el presente apartado distintas de la penalización.</w:t>
       </w:r>
     </w:p>
     <w:p>
@@ -11047,7 +11047,7 @@
           <w:sz w:val="20"/>
           <w:szCs w:val="20"/>
         </w:rPr>
-        <w:t>En el Dealer Sales el Vendedor está obligado, a solicitud de Fleequid, a emitir a nombre de esta la factura relativa a la venta del Vehículo en un plazo de 5 (cinco) días desde la solicitud, según los datos y las indicaciones comunicados por Fleequid. La factura se emite con referencia al Precio de Compra acordado conforme al art. 18.3, además del IVA cuando proceda y de los eventuales importes adicionales que se refieran exclusivamente a la correspondiente relación de compraventa. En caso de retraso imputable al Vendedor en la emisión o en la transmisión de la factura, el Vendedor está obligado a abonar a Fleequid una penalización de 150,00 € (ciento cincuenta/00 euros) por cada día de retraso y por cada Vehículo afectado, hasta el cumplimiento, sin perjuicio de la indemnización de los daños adicionales. Cuando resulte necesaria la emisión de una nota de crédito, de un documento de anulación o rectificación o bien la reemisión de la factura, el Vendedor está obligado a proceder a ello en un plazo de 5 (cinco) días desde la solicitud de Fleequid, con aplicación de la misma penalización en caso de retraso. La facturación emitida por Fleequid frente al Comprador, regulada en el art. 16.2, sigue siendo distinta y autónoma.</w:t>
+        <w:t>En el Dealer Sales el Vendedor está obligado, a solicitud de Fleequid, a emitir a nombre de esta la factura relativa a la venta del Vehículo en un plazo de 5 (cinco) días desde la solicitud, según los datos y las indicaciones comunicados por Fleequid. La factura se emite con referencia al Precio de Compra acordado conforme al art. 18.3, además del IVA cuando proceda y de los eventuales importes adicionales que se refieran exclusivamente a la correspondiente relación de compraventa. En caso de retraso en la emisión o en la transmisión de la factura, el Vendedor está obligado a abonar a Fleequid una penalización de 150,00 € (ciento cincuenta/00 euros) por cada día de retraso y por cada Vehículo afectado, hasta el cumplimiento, sin perjuicio de la indemnización de los daños adicionales. Cuando resulte necesaria la emisión de una nota de crédito, de un documento de anulación o rectificación o bien la reemisión de la factura, el Vendedor está obligado a proceder a ello en un plazo de 5 (cinco) días desde la solicitud de Fleequid, con aplicación de la misma penalización en caso de retraso. La facturación emitida por Fleequid frente al Comprador, regulada en el art. 16.2, sigue siendo distinta y autónoma.</w:t>
       </w:r>
     </w:p>
     <w:p>
@@ -11075,7 +11075,7 @@
           <w:sz w:val="20"/>
           <w:szCs w:val="20"/>
         </w:rPr>
-        <w:t>En la relación de compra entre el Vendedor y Fleequid quedan íntegramente a salvo las declaraciones, las garantías y las obligaciones de indemnidad, reembolso y repetición impuestas al Vendedor por las presentes Condiciones Generales, incluidas las previstas en los arts. 8.3, 8.12, 8.13 y 19.6, así como el régimen de la denuncia y de los correspondientes plazos a que se refiere el art. 17.7 y la cláusula resolutoria expresa y las consecuencias económicas a que se refiere el art. 17.8, que se aplican al contrato de compra celebrado por Fleequid en el Dealer Sales; a efectos de la determinación de la penalización prevista en el art. 17.8, cuando respecto del Vehículo no existan ni un Precio de Reserva ni un Precio de Venta al Comprador, como puede ocurrir en particular en la compra para stock, la base subsidiaria final está constituida, en lugar del PMCV, por el Precio de Compra adeudado por Fleequid al Vendedor. La adquisición del Vehículo por parte de Fleequid no extingue ni reduce tales protecciones. La obligación de indemnidad a que se refiere el art. 8.13 opera expresamente también respecto de las pretensiones formuladas por el Comprador frente a Fleequid como vendedor real, así como de las cantidades, los costes, las reparaciones, los gastos, las cargas y los daños que Fleequid soporte en tal condición por hechos, vicios, defectos, omisiones o incumplimientos imputables al Vendedor, con derecho de repetición y de reembolso íntegro frente a este. Cuando una no conformidad, un vicio, un daño u otra circunstancia imputable al Vendedor se ponga de manifiesto o sea denunciada por el Comprador con posterioridad a la reventa del Vehículo, Fleequid conserva el derecho a hacerla valer frente al Vendedor en los plazos previstos en el art. 17.7, que se computan, cuando el hecho no fuera ya conocido con anterioridad por Fleequid, desde su descubrimiento o desde la recepción de la reclamación del Comprador. El pago del Precio de Compra, la recepción del Vehículo por parte de Fleequid o de sujetos designados por ella y la posterior reventa al Comprador no implican renuncia a los derechos de indemnidad, repetición y reembolso ni a los demás remedios que correspondan a Fleequid frente al Vendedor.</w:t>
+        <w:t>En la relación de compra entre el Vendedor y Fleequid quedan íntegramente a salvo las declaraciones, las garantías y las obligaciones de indemnidad, reembolso y repetición impuestas al Vendedor por las presentes Condiciones Generales, incluidas las previstas en los arts. 8.3, 8.12, 8.13 y 19.6, así como el régimen de la denuncia y de los correspondientes plazos a que se refiere el art. 17.7 y la cláusula resolutoria expresa y las consecuencias económicas a que se refiere el art. 17.8, que se aplican al contrato de compra celebrado por Fleequid en el Dealer Sales; a efectos de la determinación de la penalización prevista en el art. 17.8, cuando respecto del Vehículo no existan ni un Precio de Reserva ni un Precio de Venta al Comprador, como puede ocurrir en particular en la compra para stock, la base subsidiaria final está constituida, en lugar del PMCV, por el Precio de Compra adeudado por Fleequid al Vendedor. La adquisición del Vehículo por parte de Fleequid no extingue ni reduce tales protecciones. La obligación de indemnidad a que se refiere el art. 8.13 opera expresamente también respecto de las pretensiones formuladas por el Comprador frente a Fleequid como vendedor real, así como de las cantidades, los costes, las reparaciones, los gastos, las cargas y los daños que Fleequid soporte en tal condición por hechos, vicios, defectos, omisiones o incumplimientos imputables al Vendedor, con derecho de repetición y de reembolso íntegro frente a este. Cuando una no conformidad, un vicio, un daño del Vehículo u otra circunstancia imputable al Vendedor se ponga de manifiesto, o sea denunciada por el Comprador, con posterioridad a la reventa del Vehículo, Fleequid conserva el derecho a hacerla valer frente al Vendedor en los plazos previstos en el art. 17.7, que se computan, cuando el hecho no fuera ya conocido con anterioridad por Fleequid, desde su descubrimiento o desde la recepción de la reclamación del Comprador. El pago del Precio de Compra, la recepción del Vehículo por parte de Fleequid o de sujetos designados por ella y la posterior reventa al Comprador no implican renuncia a los derechos de indemnidad, repetición y reembolso ni a los demás remedios que correspondan a Fleequid frente al Vendedor.</w:t>
       </w:r>
     </w:p>
     <w:p>
@@ -11479,7 +11479,7 @@
           <w:sz w:val="20"/>
           <w:szCs w:val="20"/>
         </w:rPr>
-        <w:t>Antes de la formulación de la Oferta, el Comprador está obligado a examinar, con la diligencia exigida por su condición profesional, el Anuncio, las Especificaciones Técnicas, el TrustReport cuando esté disponible, las fotografías, la documentación y cualquier otra información puesta a disposición en relación con el Vehículo, así como a hacer uso, cuando Fleequid o el Vendedor la ofrezcan, de la posibilidad de ver, inspeccionar y probar el Vehículo. No pueden calificarse como vicios ocultos ni pueden fundamentar pretensiones de garantía, reducción del precio, indemnización o resarcimiento los vicios, los defectos, las no conformidades, las condiciones de uso, el desgaste, las faltas de conformidad o las carencias —incluidos los relativos a partes no inmediatamente visibles o de difícil acceso— que resulten de la información o de la documentación puestas a disposición o que el Comprador hubiera podido detectar mediante el examen de las mismas o haciendo uso de la eventual posibilidad de inspección y prueba del Vehículo. La falta de realización de la inspección o de la prueba, siempre ofrecidas por Fleequid, queda a riesgo del Comprador y no puede determinar una ampliación del régimen de garantía aplicable. La carga de examen y de inspección prevista en el presente apartado subsiste en todos los Modelos de Venta y en todas las modalidades de ejecución.</w:t>
+        <w:t>Antes de la formulación de la Oferta, el Comprador está obligado a examinar, con la diligencia exigida por su condición profesional, el Anuncio, las Especificaciones Técnicas, el TrustReport cuando esté disponible, las fotografías, la documentación y cualquier otra información puesta a disposición en relación con el Vehículo, así como a hacer uso de la posibilidad de ver, inspeccionar y probar el Vehículo. No pueden calificarse como vicios ocultos ni pueden fundamentar pretensiones de garantía, reducción del precio, indemnización o resarcimiento los vicios, los defectos, las no conformidades, las condiciones de uso, el desgaste, las faltas de conformidad o las carencias —incluidos los relativos a partes no inmediatamente visibles o de difícil acceso— que resulten de la información o de la documentación puestas a disposición o que el Comprador hubiera podido detectar mediante el examen de las mismas o haciendo uso de la posibilidad de inspección y prueba del Vehículo. La falta de realización de la inspección o de la prueba, siempre ofrecidas por Fleequid, queda a riesgo del Comprador y no puede determinar una ampliación del régimen de garantía aplicable. La carga de examen y de inspección prevista en el presente apartado subsiste en todos los Modelos de Venta y en todas las modalidades de ejecución.</w:t>
       </w:r>
     </w:p>
     <w:p>
@@ -11892,10 +11892,19 @@
       <w:r>
         <w:rPr>
           <w:rFonts w:ascii="Verdana" w:hAnsi="Verdana"/>
-          <w:sz w:val="20"/>
-          <w:szCs w:val="20"/>
-        </w:rPr>
-        <w:t>Venta en Comisión con actuación de Fleequid como Mero Intermediario. Cuando Fleequid actúa conforme al art. 2.6, la compraventa y la correspondiente relación de garantía median directa y exclusivamente entre el Vendedor y el Comprador, dentro de los límites, con las exclusiones y según los plazos convencionales previstos en el presente artículo, que el Vendedor y el Comprador convienen expresamente en aplicar también a su relación directa. Fleequid no compra el Vehículo, no asume la condición de vendedor y no responde de su conformidad, de sus cualidades, de sus vicios o defectos ni del cumplimiento de las obligaciones de garantía del Vendedor. El Vendedor y el Comprador, cada uno en lo que le corresponda, se comprometen a eximir y mantener indemne a Fleequid de cualquier demanda, acción, excepción, pretensión de garantía, restitución, reducción del precio, indemnización o resarcimiento, así como de los correspondientes costes y gastos, relativa al Vehículo o a su compraventa. La cláusula de vinculación prevista en el art. 21 no es de aplicación, al no ser Fleequid parte de la compraventa.</w:t>
+          <w:b/>
+          <w:sz w:val="20"/>
+          <w:szCs w:val="20"/>
+        </w:rPr>
+        <w:t>Venta en Comisión con actuación de Fleequid como Mero Intermediario</w:t>
+      </w:r>
+      <w:r>
+        <w:rPr>
+          <w:rFonts w:ascii="Verdana" w:hAnsi="Verdana"/>
+          <w:sz w:val="20"/>
+          <w:szCs w:val="20"/>
+        </w:rPr>
+        <w:t>. Cuando Fleequid actúa conforme al art. 2.6, la compraventa y la correspondiente relación de garantía median directa y exclusivamente entre el Vendedor y el Comprador, dentro de los límites, con las exclusiones y según los plazos convencionales previstos en el presente artículo, que el Vendedor y el Comprador convienen expresamente en aplicar también a su relación directa. Fleequid no compra el Vehículo, no asume la condición de vendedor y no responde de su conformidad, de sus cualidades, de sus vicios o defectos ni del cumplimiento de las obligaciones de garantía del Vendedor. El Vendedor y el Comprador, cada uno en lo que le corresponda, se comprometen a eximir y mantener indemne a Fleequid de cualquier demanda, acción, excepción, pretensión de garantía, restitución, reducción del precio, indemnización o resarcimiento, así como de los correspondientes costes y gastos, relativa al Vehículo o a su compraventa. La cláusula de vinculación prevista en el art. 21 no es de aplicación, al no ser Fleequid parte de la compraventa.</w:t>
       </w:r>
     </w:p>
     <w:p>
@@ -11929,7 +11938,7 @@
           <w:sz w:val="20"/>
           <w:szCs w:val="20"/>
         </w:rPr>
-        <w:t>. En las ventas celebradas conforme al Dealer Sales Fleequid asume la condición de vendedor real frente al Comprador, pero la garantía es exclusivamente la que resulta del pacto entre Profesionales contenido en el presente artículo, con todas las exclusiones, limitaciones, presupuestos y caducidades en él previstos. No puede considerarse prestada por Fleequid ninguna garantía adicional, expresa o implícita, salvo que haya sido asumida específicamente por escrito en la operación concreta. La denuncia de vicios, defectos o no conformidades debe efectuarse, bajo pena de caducidad, en los plazos y con las modalidades previstos en el art. 20.2 y, en todo caso, en un plazo de 30 (treinta) días desde la entrega y siempre que el Vehículo no haya recorrido posteriormente más de 1.000 (mil) km, plazos que las Partes convienen expresamente como plazos convencionales de caducidad conforme al art. 1495 del Código Civil italiano. Queda asimismo a salvo lo previsto en el art. 16.12 para los vicios, los daños y las no conformidades aparentes detectables en el momento de la entrega. La eventual responsabilidad de Fleequid no puede extenderse en ningún caso más allá del régimen de garantía expresamente convenido, sin perjuicio de las garantías, las indemnidades, las obligaciones de reembolso y los derechos de repetición que correspondan a Fleequid frente al Vendedor originario conforme a los arts. 8.13, 18.5 y 19.6. Al Dealer Sales no se le aplica la cláusula de vinculación prevista en el art. 21 y su regulación no es susceptible de aplicación analógica.</w:t>
+        <w:t>. En las ventas celebradas conforme al Dealer Sales Fleequid asume la condición de vendedor real frente al Comprador, pero la garantía es exclusivamente la que resulta del pacto entre Profesionales contenido en el presente artículo, con todas las exclusiones, limitaciones, presupuestos y caducidades en él previstos. No puede considerarse prestada por Fleequid ninguna garantía adicional, expresa o implícita, salvo que haya sido asumida específicamente por escrito en la operación concreta. La denuncia de vicios, defectos o no conformidades debe efectuarse, bajo pena de caducidad, en los plazos y con las modalidades previstos en el art. 20.2 y, en todo caso, en un plazo de 30 (treinta) días naturales desde la entrega y siempre que el Vehículo no haya recorrido posteriormente más de 1.000 (mil) km, plazos que las Partes convienen expresamente como plazos convencionales de caducidad conforme al art. 1495 del Código Civil italiano. Queda asimismo a salvo lo previsto en el art. 16.12 para los vicios, los daños y las no conformidades aparentes detectables en el momento de la entrega. La eventual responsabilidad de Fleequid no puede extenderse en ningún caso más allá del régimen de garantía expresamente convenido, sin perjuicio de las garantías, las indemnidades, las obligaciones de reembolso y los derechos de repetición que correspondan a Fleequid frente al Vendedor originario conforme a los arts. 8.13, 18.5 y 19.6. Al Dealer Sales no se le aplica la cláusula de vinculación prevista en el art. 21 y su regulación no es susceptible de aplicación analógica.</w:t>
       </w:r>
     </w:p>
     <w:p>
@@ -12101,7 +12110,7 @@
           <w:sz w:val="20"/>
           <w:szCs w:val="20"/>
         </w:rPr>
-        <w:t>, o por cualquier otro medio que aporte prueba de entrega a Fleequid. Las no conformidades, los vicios y los defectos detectables en el momento de la entrega deberán comunicarse previamente conforme a lo previsto en el art. 16.12. Bajo pena de caducidad, la reclamación deberá llegar a Fleequid a más tardar 30 (treinta) días desde la fecha de entrega y antes de que el Vehículo haya recorrido otros 1.000 (mil) km. La reclamación deberá contener la información y la documentación, incluida la fotográfica, necesarias para la evaluación de la objeción; Fleequid podrá solicitar documentos o aclaraciones adicionales, que el Comprador está obligado a facilitar en un plazo de 5 (cinco) días desde la solicitud. En caso de incumplimiento de los plazos anteriores o de las modalidades exigidas, Fleequid podrá no tramitar la reclamación y proceder a su archivo, y no está obligada a tomar en consideración reclamaciones presentadas con plazos, modalidades o información distintos de los previstos. Los plazos previstos en el presente apartado operan como plazos convencionales de caducidad en todos los Modelos de Venta, con la reserva prevista en el art. 19.8 y sin perjuicio, en las relaciones entre Fleequid y el Vendedor, de los distintos plazos de denuncia previstos en los arts. 17.7 y 18.5.</w:t>
+        <w:t>, o por cualquier otro medio que aporte prueba de entrega a Fleequid. Las no conformidades, los vicios y los defectos detectables en el momento de la entrega deberán comunicarse previamente conforme a lo previsto en el art. 16.12. Bajo pena de caducidad, la reclamación deberá llegar a Fleequid a más tardar 30 (treinta) días naturales desde la fecha de entrega y antes de que el Vehículo haya recorrido otros 1.000 (mil) km. La reclamación deberá contener la información y la documentación, incluida la fotográfica, necesarias para la evaluación de la objeción; Fleequid podrá solicitar documentos o aclaraciones adicionales, que el Comprador está obligado a facilitar en un plazo de 5 (cinco) días desde la solicitud. En caso de incumplimiento de los plazos anteriores o de las modalidades exigidas, Fleequid podrá no tramitar la reclamación y proceder a su archivo, y no está obligada a tomar en consideración reclamaciones presentadas con plazos, modalidades o información distintos de los previstos. Los plazos previstos en el presente apartado operan como plazos convencionales de caducidad en todos los Modelos de Venta, con la reserva prevista en el art. 19.8 y sin perjuicio, en las relaciones entre Fleequid y el Vendedor, de los distintos plazos de denuncia previstos en los arts. 17.7 y 18.5.</w:t>
       </w:r>
     </w:p>
     <w:p>
@@ -12595,7 +12604,7 @@
           <w:sz w:val="20"/>
           <w:szCs w:val="20"/>
         </w:rPr>
-        <w:t>A efectos del art. 12.2, las Condiciones Específicas pueden atribuir a un compromiso irrevocable del Financiador, que reúna los requisitos en ellas previstos, un efecto equivalente al cumplimiento íntegro de la obligación de pago, determinando el momento a partir del cual se produce dicho efecto. A falta de tal previsión expresa, solo se tienen en cuenta los pagos efectivamente recibidos por sus respectivos destinatarios.</w:t>
+        <w:t>A efectos del art. 12.2, las Condiciones Específicas pueden atribuir a un compromiso irrevocable del Financiador, que reúna los requisitos previstos en las mismas Condiciones Específicas, un efecto equivalente al cumplimiento íntegro de la obligación de pago, determinando el momento a partir del cual se produce dicho efecto. A falta de tal previsión expresa, solo se tienen en cuenta los pagos efectivamente recibidos por sus respectivos destinatarios.</w:t>
       </w:r>
     </w:p>
     <w:p>
@@ -13016,7 +13025,7 @@
           <w:sz w:val="20"/>
           <w:szCs w:val="20"/>
         </w:rPr>
-        <w:t>22077 Olgiate Comasco (CO),</w:t>
+        <w:t>22077 Olgiate Comasco (CO)</w:t>
       </w:r>
     </w:p>
     <w:p>
@@ -13559,7 +13568,7 @@
           <w:sz w:val="20"/>
           <w:szCs w:val="20"/>
         </w:rPr>
-        <w:t>Art. 13 (Venta Diferida: anticipo y Vehículo temporalmente en uso en poder del Vendedor)</w:t>
+        <w:t>Art. 13 (Venta Diferida: Anticipo y Vehículo temporalmente en uso en poder del Vendedor)</w:t>
       </w:r>
       <w:r>
         <w:rPr>
